--- a/docx/03-direccionamiento-ip/boletin-U03-ipv6-avanzado.docx
+++ b/docx/03-direccionamiento-ip/boletin-U03-ipv6-avanzado.docx
@@ -15,6 +15,9 @@
             <w:pStyle w:val="TOCHeading"/>
           </w:pPr>
           <w:r>
+            <w:rPr>
+              <w:lang w:val="es-ES"/>
+            </w:rPr>
             <w:t xml:space="preserve">Table of Contents</w:t>
           </w:r>
         </w:p>
@@ -34,6 +37,9 @@
         <w:pStyle w:val="Heading1"/>
       </w:pPr>
       <w:r>
+        <w:rPr>
+          <w:lang w:val="es-ES"/>
+        </w:rPr>
         <w:t xml:space="preserve">Boletín UD3 · IPv6 — Avanzado</w:t>
       </w:r>
     </w:p>
@@ -44,6 +50,9 @@
         <w:pStyle w:val="Heading1"/>
       </w:pPr>
       <w:r>
+        <w:rPr>
+          <w:lang w:val="es-ES"/>
+        </w:rPr>
         <w:t xml:space="preserve">📝 Boletín UD3 · IPv6 — Avanzado</w:t>
       </w:r>
     </w:p>
@@ -52,6 +61,9 @@
         <w:pStyle w:val="BlockText"/>
       </w:pPr>
       <w:r>
+        <w:rPr>
+          <w:lang w:val="es-ES"/>
+        </w:rPr>
         <w:t xml:space="preserve">Ejercicios que requieren aplicar los conceptos de IPv6, SLAAC y transición de forma más profunda.</w:t>
       </w:r>
     </w:p>
@@ -68,6 +80,9 @@
         <w:pStyle w:val="Heading2"/>
       </w:pPr>
       <w:r>
+        <w:rPr>
+          <w:lang w:val="es-ES"/>
+        </w:rPr>
         <w:t xml:space="preserve">1. Subnetting IPv6</w:t>
       </w:r>
     </w:p>
@@ -76,23 +91,36 @@
         <w:pStyle w:val="FirstParagraph"/>
       </w:pPr>
       <w:r>
+        <w:rPr>
+          <w:lang w:val="es-ES"/>
+        </w:rPr>
         <w:t xml:space="preserve">Te asignan el prefijo</w:t>
       </w:r>
       <w:r>
+        <w:rPr>
+          <w:lang w:val="es-ES"/>
+        </w:rPr>
         <w:t xml:space="preserve"> </w:t>
       </w:r>
       <w:r>
         <w:rPr>
           <w:b/>
           <w:bCs/>
+          <w:lang w:val="es-ES"/>
         </w:rPr>
         <w:t xml:space="preserve">2001:DB8:CAFE::/48</w:t>
       </w:r>
       <w:r>
+        <w:rPr>
+          <w:lang w:val="es-ES"/>
+        </w:rPr>
         <w:t xml:space="preserve"> </w:t>
       </w:r>
       <w:r>
-        <w:t xml:space="preserve">para tu empresa. Necesitas crear subredes para:</w:t>
+        <w:rPr>
+          <w:lang w:val="es-ES"/>
+        </w:rPr>
+        <w:t xml:space="preserve">para tu empresa. Necesitas subredes /64 para las LAN de las oficinas.</w:t>
       </w:r>
     </w:p>
     <w:p>
@@ -104,7 +132,10 @@
         </w:numPr>
       </w:pPr>
       <w:r>
-        <w:t xml:space="preserve">Oficina central: 1 subred /48 (la propia)</w:t>
+        <w:rPr>
+          <w:lang w:val="es-ES"/>
+        </w:rPr>
+        <w:t xml:space="preserve">¿Cuántas subredes /64 caben dentro del /48?</w:t>
       </w:r>
     </w:p>
     <w:p>
@@ -116,7 +147,94 @@
         </w:numPr>
       </w:pPr>
       <w:r>
-        <w:t xml:space="preserve">5 sedes regionales: subredes del mismo tamaño dentro del /48</w:t>
+        <w:rPr>
+          <w:lang w:val="es-ES"/>
+        </w:rPr>
+        <w:t xml:space="preserve">Escribe los prefijos de red de las 3 primeras subredes /64 (forma comprimida).</w:t>
+      </w:r>
+    </w:p>
+    <w:p>
+      <w:pPr>
+        <w:pStyle w:val="Compact"/>
+        <w:numPr>
+          <w:ilvl w:val="0"/>
+          <w:numId w:val="1001"/>
+        </w:numPr>
+      </w:pPr>
+      <w:r>
+        <w:rPr>
+          <w:lang w:val="es-ES"/>
+        </w:rPr>
+        <w:t xml:space="preserve">¿Por qué cada subred debe ser /64 y no, por ejemplo, /128?</w:t>
+      </w:r>
+    </w:p>
+    <w:p>
+      <w:pPr>
+        <w:pStyle w:val="FirstParagraph"/>
+      </w:pPr>
+      <w:r>
+        <w:rPr>
+          <w:b/>
+          <w:bCs/>
+          <w:lang w:val="es-ES"/>
+        </w:rPr>
+        <w:t xml:space="preserve">Pista:</w:t>
+      </w:r>
+      <w:r>
+        <w:rPr>
+          <w:lang w:val="es-ES"/>
+        </w:rPr>
+        <w:t xml:space="preserve"> </w:t>
+      </w:r>
+      <w:r>
+        <w:rPr>
+          <w:lang w:val="es-ES"/>
+        </w:rPr>
+        <w:t xml:space="preserve">/48 → /64 son 16 bits de subred = 65.536 subredes. Cada subred /64 tiene 2⁶⁴ direcciones.</w:t>
+      </w:r>
+    </w:p>
+    <w:bookmarkEnd w:id="10"/>
+    <w:bookmarkStart w:id="11" w:name="eui-64"/>
+    <w:p>
+      <w:pPr>
+        <w:pStyle w:val="Heading2"/>
+      </w:pPr>
+      <w:r>
+        <w:rPr>
+          <w:lang w:val="es-ES"/>
+        </w:rPr>
+        <w:t xml:space="preserve">2. EUI-64</w:t>
+      </w:r>
+    </w:p>
+    <w:p>
+      <w:pPr>
+        <w:pStyle w:val="FirstParagraph"/>
+      </w:pPr>
+      <w:r>
+        <w:rPr>
+          <w:lang w:val="es-ES"/>
+        </w:rPr>
+        <w:t xml:space="preserve">Dada la MAC</w:t>
+      </w:r>
+      <w:r>
+        <w:rPr>
+          <w:lang w:val="es-ES"/>
+        </w:rPr>
+        <w:t xml:space="preserve"> </w:t>
+      </w:r>
+      <w:r>
+        <w:rPr>
+          <w:b/>
+          <w:bCs/>
+          <w:lang w:val="es-ES"/>
+        </w:rPr>
+        <w:t xml:space="preserve">00:1A:2B:3C:4D:5E</w:t>
+      </w:r>
+      <w:r>
+        <w:rPr>
+          <w:lang w:val="es-ES"/>
+        </w:rPr>
+        <w:t xml:space="preserve">:</w:t>
       </w:r>
     </w:p>
     <w:p>
@@ -128,7 +246,10 @@
         </w:numPr>
       </w:pPr>
       <w:r>
-        <w:t xml:space="preserve">¿Qué máscara usarías para las sedes?</w:t>
+        <w:rPr>
+          <w:lang w:val="es-ES"/>
+        </w:rPr>
+        <w:t xml:space="preserve">Genera la dirección EUI-64 correspondiente</w:t>
       </w:r>
     </w:p>
     <w:p>
@@ -140,7 +261,10 @@
         </w:numPr>
       </w:pPr>
       <w:r>
-        <w:t xml:space="preserve">¿Cuántas subredes /64 puedes crear dentro de /48?</w:t>
+        <w:rPr>
+          <w:lang w:val="es-ES"/>
+        </w:rPr>
+        <w:t xml:space="preserve">Si el prefijo es 2001:DB8:1:2::/64, ¿cuál es la dirección IPv6 completa?</w:t>
       </w:r>
     </w:p>
     <w:p>
@@ -152,7 +276,23 @@
         </w:numPr>
       </w:pPr>
       <w:r>
-        <w:t xml:space="preserve">Escribe las primeras 3 subredes /64 (con sus prefijos completos)</w:t>
+        <w:rPr>
+          <w:lang w:val="es-ES"/>
+        </w:rPr>
+        <w:t xml:space="preserve">¿Qué problema de privacidad tiene EUI-64?</w:t>
+      </w:r>
+    </w:p>
+    <w:bookmarkEnd w:id="11"/>
+    <w:bookmarkStart w:id="12" w:name="diagnóstico-ipv6"/>
+    <w:p>
+      <w:pPr>
+        <w:pStyle w:val="Heading2"/>
+      </w:pPr>
+      <w:r>
+        <w:rPr>
+          <w:lang w:val="es-ES"/>
+        </w:rPr>
+        <w:t xml:space="preserve">3. Diagnóstico IPv6</w:t>
       </w:r>
     </w:p>
     <w:p>
@@ -161,47 +301,51 @@
       </w:pPr>
       <w:r>
         <w:rPr>
-          <w:b/>
-          <w:bCs/>
-        </w:rPr>
-        <w:t xml:space="preserve">Pista:</w:t>
-      </w:r>
-      <w:r>
-        <w:t xml:space="preserve"> </w:t>
-      </w:r>
-      <w:r>
-        <w:t xml:space="preserve">/48 a /64 = 16 bits de subred = 65536 subredes. Cada subred /64 tiene 2⁶⁴ direcciones.</w:t>
-      </w:r>
-    </w:p>
-    <w:bookmarkEnd w:id="10"/>
-    <w:bookmarkStart w:id="11" w:name="eui-64"/>
-    <w:p>
-      <w:pPr>
-        <w:pStyle w:val="Heading2"/>
-      </w:pPr>
-      <w:r>
-        <w:t xml:space="preserve">2. EUI-64</w:t>
-      </w:r>
-    </w:p>
-    <w:p>
-      <w:pPr>
-        <w:pStyle w:val="FirstParagraph"/>
-      </w:pPr>
-      <w:r>
-        <w:t xml:space="preserve">Dada la MAC</w:t>
-      </w:r>
-      <w:r>
-        <w:t xml:space="preserve"> </w:t>
-      </w:r>
-      <w:r>
-        <w:rPr>
-          <w:b/>
-          <w:bCs/>
-        </w:rPr>
-        <w:t xml:space="preserve">00:1A:2B:3C:4D:5E</w:t>
-      </w:r>
-      <w:r>
-        <w:t xml:space="preserve">:</w:t>
+          <w:lang w:val="es-ES"/>
+        </w:rPr>
+        <w:t xml:space="preserve">Un PC tiene esta configuración IPv6:</w:t>
+      </w:r>
+    </w:p>
+    <w:p>
+      <w:pPr>
+        <w:pStyle w:val="SourceCode"/>
+      </w:pPr>
+      <w:r>
+        <w:rPr>
+          <w:rStyle w:val="VerbatimChar"/>
+          <w:lang w:val="es-ES"/>
+        </w:rPr>
+        <w:t xml:space="preserve">Ethernet adapter Ethernet:</w:t>
+      </w:r>
+      <w:r>
+        <w:br/>
+      </w:r>
+      <w:r>
+        <w:rPr>
+          <w:rStyle w:val="VerbatimChar"/>
+          <w:lang w:val="es-ES"/>
+        </w:rPr>
+        <w:t xml:space="preserve">   IPv6 Address: fe80::21a:2bff:fe3c:4d5e%12</w:t>
+      </w:r>
+      <w:r>
+        <w:br/>
+      </w:r>
+      <w:r>
+        <w:rPr>
+          <w:rStyle w:val="VerbatimChar"/>
+          <w:lang w:val="es-ES"/>
+        </w:rPr>
+        <w:t xml:space="preserve">   IPv6 Address: 2001:db8:1:2:21a:2bff:fe3c:4d5e</w:t>
+      </w:r>
+      <w:r>
+        <w:br/>
+      </w:r>
+      <w:r>
+        <w:rPr>
+          <w:rStyle w:val="VerbatimChar"/>
+          <w:lang w:val="es-ES"/>
+        </w:rPr>
+        <w:t xml:space="preserve">   Default Gateway: fe80::1%12</w:t>
       </w:r>
     </w:p>
     <w:p>
@@ -213,7 +357,10 @@
         </w:numPr>
       </w:pPr>
       <w:r>
-        <w:t xml:space="preserve">Genera la dirección EUI-64 correspondiente</w:t>
+        <w:rPr>
+          <w:lang w:val="es-ES"/>
+        </w:rPr>
+        <w:t xml:space="preserve">¿Por qué hay dos direcciones IPv6?</w:t>
       </w:r>
     </w:p>
     <w:p>
@@ -225,7 +372,10 @@
         </w:numPr>
       </w:pPr>
       <w:r>
-        <w:t xml:space="preserve">Si el prefijo es 2001:DB8:1:2::/64, ¿cuál es la dirección IPv6 completa?</w:t>
+        <w:rPr>
+          <w:lang w:val="es-ES"/>
+        </w:rPr>
+        <w:t xml:space="preserve">¿Qué significa el %12 al final de fe80::1?</w:t>
       </w:r>
     </w:p>
     <w:p>
@@ -237,17 +387,63 @@
         </w:numPr>
       </w:pPr>
       <w:r>
-        <w:t xml:space="preserve">¿Qué problema de privacidad tiene EUI-64?</w:t>
-      </w:r>
-    </w:p>
-    <w:bookmarkEnd w:id="11"/>
-    <w:bookmarkStart w:id="12" w:name="diagnóstico-ipv6"/>
+        <w:rPr>
+          <w:lang w:val="es-ES"/>
+        </w:rPr>
+        <w:t xml:space="preserve">¿Puede este PC acceder a Internet? ¿Por qué?</w:t>
+      </w:r>
+    </w:p>
+    <w:p>
+      <w:pPr>
+        <w:pStyle w:val="Compact"/>
+        <w:numPr>
+          <w:ilvl w:val="0"/>
+          <w:numId w:val="1003"/>
+        </w:numPr>
+      </w:pPr>
+      <w:r>
+        <w:rPr>
+          <w:lang w:val="es-ES"/>
+        </w:rPr>
+        <w:t xml:space="preserve">¿Qué comando usarías en Windows para ver esta configuración?</w:t>
+      </w:r>
+    </w:p>
+    <w:p>
+      <w:pPr>
+        <w:pStyle w:val="FirstParagraph"/>
+      </w:pPr>
+      <w:r>
+        <w:rPr>
+          <w:b/>
+          <w:bCs/>
+          <w:lang w:val="es-ES"/>
+        </w:rPr>
+        <w:t xml:space="preserve">Pista:</w:t>
+      </w:r>
+      <w:r>
+        <w:rPr>
+          <w:lang w:val="es-ES"/>
+        </w:rPr>
+        <w:t xml:space="preserve"> </w:t>
+      </w:r>
+      <w:r>
+        <w:rPr>
+          <w:lang w:val="es-ES"/>
+        </w:rPr>
+        <w:t xml:space="preserve">%12 es el Zone ID, identifica la interfaz de red (por si hay varias).</w:t>
+      </w:r>
+    </w:p>
+    <w:bookmarkEnd w:id="12"/>
+    <w:bookmarkStart w:id="13" w:name="diseño-de-transición"/>
     <w:p>
       <w:pPr>
         <w:pStyle w:val="Heading2"/>
       </w:pPr>
       <w:r>
-        <w:t xml:space="preserve">3. Diagnóstico IPv6</w:t>
+        <w:rPr>
+          <w:lang w:val="es-ES"/>
+        </w:rPr>
+        <w:t xml:space="preserve">4. Diseño de transición</w:t>
       </w:r>
     </w:p>
     <w:p>
@@ -255,45 +451,69 @@
         <w:pStyle w:val="FirstParagraph"/>
       </w:pPr>
       <w:r>
-        <w:t xml:space="preserve">Un PC tiene esta configuración IPv6:</w:t>
-      </w:r>
-    </w:p>
-    <w:p>
-      <w:pPr>
-        <w:pStyle w:val="SourceCode"/>
-      </w:pPr>
-      <w:r>
-        <w:rPr>
-          <w:rStyle w:val="VerbatimChar"/>
-        </w:rPr>
-        <w:t xml:space="preserve">Ethernet adapter Ethernet:</w:t>
-      </w:r>
-      <w:r>
-        <w:br/>
-      </w:r>
-      <w:r>
-        <w:rPr>
-          <w:rStyle w:val="VerbatimChar"/>
-        </w:rPr>
-        <w:t xml:space="preserve">   IPv6 Address: fe80::21a:2bff:fe3c:4d5e%12</w:t>
-      </w:r>
-      <w:r>
-        <w:br/>
-      </w:r>
-      <w:r>
-        <w:rPr>
-          <w:rStyle w:val="VerbatimChar"/>
-        </w:rPr>
-        <w:t xml:space="preserve">   IPv6 Address: 2001:db8:1:2:21a:2bff:fe3c:4d5e</w:t>
-      </w:r>
-      <w:r>
-        <w:br/>
-      </w:r>
-      <w:r>
-        <w:rPr>
-          <w:rStyle w:val="VerbatimChar"/>
-        </w:rPr>
-        <w:t xml:space="preserve">   Default Gateway: fe80::1%12</w:t>
+        <w:rPr>
+          <w:lang w:val="es-ES"/>
+        </w:rPr>
+        <w:t xml:space="preserve">Una empresa tiene:</w:t>
+      </w:r>
+      <w:r>
+        <w:rPr>
+          <w:lang w:val="es-ES"/>
+        </w:rPr>
+        <w:t xml:space="preserve"> </w:t>
+      </w:r>
+      <w:r>
+        <w:rPr>
+          <w:lang w:val="es-ES"/>
+        </w:rPr>
+        <w:t xml:space="preserve">- 250 empleados en sede central con IPv4 (192.168.0.0/24)</w:t>
+      </w:r>
+      <w:r>
+        <w:rPr>
+          <w:lang w:val="es-ES"/>
+        </w:rPr>
+        <w:t xml:space="preserve"> </w:t>
+      </w:r>
+      <w:r>
+        <w:rPr>
+          <w:lang w:val="es-ES"/>
+        </w:rPr>
+        <w:t xml:space="preserve">- 50 empleados en sucursal con IPv4 (10.0.0.0/24)</w:t>
+      </w:r>
+      <w:r>
+        <w:rPr>
+          <w:lang w:val="es-ES"/>
+        </w:rPr>
+        <w:t xml:space="preserve"> </w:t>
+      </w:r>
+      <w:r>
+        <w:rPr>
+          <w:lang w:val="es-ES"/>
+        </w:rPr>
+        <w:t xml:space="preserve">- El ISP ya ofrece IPv6 nativo en ambas ubicaciones</w:t>
+      </w:r>
+      <w:r>
+        <w:rPr>
+          <w:lang w:val="es-ES"/>
+        </w:rPr>
+        <w:t xml:space="preserve"> </w:t>
+      </w:r>
+      <w:r>
+        <w:rPr>
+          <w:lang w:val="es-ES"/>
+        </w:rPr>
+        <w:t xml:space="preserve">- Necesitan acceder a un servicio cloud que solo tiene IPv4</w:t>
+      </w:r>
+    </w:p>
+    <w:p>
+      <w:pPr>
+        <w:pStyle w:val="BodyText"/>
+      </w:pPr>
+      <w:r>
+        <w:rPr>
+          <w:lang w:val="es-ES"/>
+        </w:rPr>
+        <w:t xml:space="preserve">Diseña la estrategia de transición respondiendo:</w:t>
       </w:r>
     </w:p>
     <w:p>
@@ -305,7 +525,10 @@
         </w:numPr>
       </w:pPr>
       <w:r>
-        <w:t xml:space="preserve">¿Por qué hay dos direcciones IPv6?</w:t>
+        <w:rPr>
+          <w:lang w:val="es-ES"/>
+        </w:rPr>
+        <w:t xml:space="preserve">¿Qué mecanismo usas en las LANs? ¿Por qué?</w:t>
       </w:r>
     </w:p>
     <w:p>
@@ -317,7 +540,10 @@
         </w:numPr>
       </w:pPr>
       <w:r>
-        <w:t xml:space="preserve">¿Qué significa el %12 al final de fe80::1?</w:t>
+        <w:rPr>
+          <w:lang w:val="es-ES"/>
+        </w:rPr>
+        <w:t xml:space="preserve">¿Cómo conectas ambas sedes?</w:t>
       </w:r>
     </w:p>
     <w:p>
@@ -329,7 +555,10 @@
         </w:numPr>
       </w:pPr>
       <w:r>
-        <w:t xml:space="preserve">¿Puede este PC acceder a Internet? ¿Por qué?</w:t>
+        <w:rPr>
+          <w:lang w:val="es-ES"/>
+        </w:rPr>
+        <w:t xml:space="preserve">¿Cómo acceden al servicio cloud solo-IPv4?</w:t>
       </w:r>
     </w:p>
     <w:p>
@@ -341,7 +570,10 @@
         </w:numPr>
       </w:pPr>
       <w:r>
-        <w:t xml:space="preserve">¿Qué comando usarías en Windows para ver esta configuración?</w:t>
+        <w:rPr>
+          <w:lang w:val="es-ES"/>
+        </w:rPr>
+        <w:t xml:space="preserve">¿Qué configuración necesitas en los routers de cada sede?</w:t>
       </w:r>
     </w:p>
     <w:p>
@@ -352,24 +584,34 @@
         <w:rPr>
           <w:b/>
           <w:bCs/>
+          <w:lang w:val="es-ES"/>
         </w:rPr>
         <w:t xml:space="preserve">Pista:</w:t>
       </w:r>
       <w:r>
+        <w:rPr>
+          <w:lang w:val="es-ES"/>
+        </w:rPr>
         <w:t xml:space="preserve"> </w:t>
       </w:r>
       <w:r>
-        <w:t xml:space="preserve">%12 es el Zone ID, identifica la interfaz de red (por si hay varias).</w:t>
-      </w:r>
-    </w:p>
-    <w:bookmarkEnd w:id="12"/>
-    <w:bookmarkStart w:id="13" w:name="diseño-de-transición"/>
+        <w:rPr>
+          <w:lang w:val="es-ES"/>
+        </w:rPr>
+        <w:t xml:space="preserve">Dual Stack es la opción recomendada cuando el ISP ofrece IPv6 nativo.</w:t>
+      </w:r>
+    </w:p>
+    <w:bookmarkEnd w:id="13"/>
+    <w:bookmarkStart w:id="14" w:name="análisis-de-router-advertisement"/>
     <w:p>
       <w:pPr>
         <w:pStyle w:val="Heading2"/>
       </w:pPr>
       <w:r>
-        <w:t xml:space="preserve">4. Diseño de transición</w:t>
+        <w:rPr>
+          <w:lang w:val="es-ES"/>
+        </w:rPr>
+        <w:t xml:space="preserve">5. Análisis de Router Advertisement</w:t>
       </w:r>
     </w:p>
     <w:p>
@@ -377,39 +619,42 @@
         <w:pStyle w:val="FirstParagraph"/>
       </w:pPr>
       <w:r>
-        <w:t xml:space="preserve">Una empresa tiene:</w:t>
-      </w:r>
-      <w:r>
-        <w:t xml:space="preserve"> </w:t>
-      </w:r>
-      <w:r>
-        <w:t xml:space="preserve">- 250 empleados en sede central con IPv4 (192.168.0.0/24)</w:t>
-      </w:r>
-      <w:r>
-        <w:t xml:space="preserve"> </w:t>
-      </w:r>
-      <w:r>
-        <w:t xml:space="preserve">- 50 empleados en sucursal con IPv4 (10.0.0.0/24)</w:t>
-      </w:r>
-      <w:r>
-        <w:t xml:space="preserve"> </w:t>
-      </w:r>
-      <w:r>
-        <w:t xml:space="preserve">- El ISP ya ofrece IPv6 nativo en ambas ubicaciones</w:t>
-      </w:r>
-      <w:r>
-        <w:t xml:space="preserve"> </w:t>
-      </w:r>
-      <w:r>
-        <w:t xml:space="preserve">- Necesitan acceder a un servicio cloud que solo tiene IPv4</w:t>
-      </w:r>
-    </w:p>
-    <w:p>
-      <w:pPr>
-        <w:pStyle w:val="BodyText"/>
-      </w:pPr>
-      <w:r>
-        <w:t xml:space="preserve">Diseña la estrategia de transición respondiendo:</w:t>
+        <w:rPr>
+          <w:lang w:val="es-ES"/>
+        </w:rPr>
+        <w:t xml:space="preserve">Un router envía este RA:</w:t>
+      </w:r>
+    </w:p>
+    <w:p>
+      <w:pPr>
+        <w:pStyle w:val="SourceCode"/>
+      </w:pPr>
+      <w:r>
+        <w:rPr>
+          <w:rStyle w:val="VerbatimChar"/>
+          <w:lang w:val="es-ES"/>
+        </w:rPr>
+        <w:t xml:space="preserve">Prefix: 2001:DB8:1:2::/64</w:t>
+      </w:r>
+      <w:r>
+        <w:br/>
+      </w:r>
+      <w:r>
+        <w:rPr>
+          <w:rStyle w:val="VerbatimChar"/>
+          <w:lang w:val="es-ES"/>
+        </w:rPr>
+        <w:t xml:space="preserve">M Flag: 0</w:t>
+      </w:r>
+      <w:r>
+        <w:br/>
+      </w:r>
+      <w:r>
+        <w:rPr>
+          <w:rStyle w:val="VerbatimChar"/>
+          <w:lang w:val="es-ES"/>
+        </w:rPr>
+        <w:t xml:space="preserve">O Flag: 1</w:t>
       </w:r>
     </w:p>
     <w:p>
@@ -421,7 +666,10 @@
         </w:numPr>
       </w:pPr>
       <w:r>
-        <w:t xml:space="preserve">¿Qué mecanismo usas en las LANs? ¿Por qué?</w:t>
+        <w:rPr>
+          <w:lang w:val="es-ES"/>
+        </w:rPr>
+        <w:t xml:space="preserve">¿Qué método de asignación de IPs deben usar los clientes?</w:t>
       </w:r>
     </w:p>
     <w:p>
@@ -433,7 +681,10 @@
         </w:numPr>
       </w:pPr>
       <w:r>
-        <w:t xml:space="preserve">¿Cómo conectas ambas sedes?</w:t>
+        <w:rPr>
+          <w:lang w:val="es-ES"/>
+        </w:rPr>
+        <w:t xml:space="preserve">¿Quién da la IP? ¿Quién da el DNS?</w:t>
       </w:r>
     </w:p>
     <w:p>
@@ -445,7 +696,10 @@
         </w:numPr>
       </w:pPr>
       <w:r>
-        <w:t xml:space="preserve">¿Cómo acceden al servicio cloud solo-IPv4?</w:t>
+        <w:rPr>
+          <w:lang w:val="es-ES"/>
+        </w:rPr>
+        <w:t xml:space="preserve">Si un cliente solo entiende SLAAC, ¿podrá obtener DNS?</w:t>
       </w:r>
     </w:p>
     <w:p>
@@ -457,7 +711,10 @@
         </w:numPr>
       </w:pPr>
       <w:r>
-        <w:t xml:space="preserve">¿Qué configuración necesitas en los routers de cada sede?</w:t>
+        <w:rPr>
+          <w:lang w:val="es-ES"/>
+        </w:rPr>
+        <w:t xml:space="preserve">¿Qué cambiaría si M Flag = 1?</w:t>
       </w:r>
     </w:p>
     <w:p>
@@ -468,24 +725,34 @@
         <w:rPr>
           <w:b/>
           <w:bCs/>
+          <w:lang w:val="es-ES"/>
         </w:rPr>
         <w:t xml:space="preserve">Pista:</w:t>
       </w:r>
       <w:r>
+        <w:rPr>
+          <w:lang w:val="es-ES"/>
+        </w:rPr>
         <w:t xml:space="preserve"> </w:t>
       </w:r>
       <w:r>
-        <w:t xml:space="preserve">Dual Stack es la opción recomendada cuando el ISP ofrece IPv6 nativo.</w:t>
-      </w:r>
-    </w:p>
-    <w:bookmarkEnd w:id="13"/>
-    <w:bookmarkStart w:id="14" w:name="análisis-de-router-advertisement"/>
+        <w:rPr>
+          <w:lang w:val="es-ES"/>
+        </w:rPr>
+        <w:t xml:space="preserve">M Flag = Managed (DHCPv6 stateful), O Flag = Other (DHCPv6 stateless).</w:t>
+      </w:r>
+    </w:p>
+    <w:bookmarkEnd w:id="14"/>
+    <w:bookmarkStart w:id="15" w:name="ndp-en-acción"/>
     <w:p>
       <w:pPr>
         <w:pStyle w:val="Heading2"/>
       </w:pPr>
       <w:r>
-        <w:t xml:space="preserve">5. Análisis de Router Advertisement</w:t>
+        <w:rPr>
+          <w:lang w:val="es-ES"/>
+        </w:rPr>
+        <w:t xml:space="preserve">6. NDP en acción</w:t>
       </w:r>
     </w:p>
     <w:p>
@@ -493,36 +760,10 @@
         <w:pStyle w:val="FirstParagraph"/>
       </w:pPr>
       <w:r>
-        <w:t xml:space="preserve">Un router envía este RA:</w:t>
-      </w:r>
-    </w:p>
-    <w:p>
-      <w:pPr>
-        <w:pStyle w:val="SourceCode"/>
-      </w:pPr>
-      <w:r>
-        <w:rPr>
-          <w:rStyle w:val="VerbatimChar"/>
-        </w:rPr>
-        <w:t xml:space="preserve">Prefix: 2001:DB8:1:2::/64</w:t>
-      </w:r>
-      <w:r>
-        <w:br/>
-      </w:r>
-      <w:r>
-        <w:rPr>
-          <w:rStyle w:val="VerbatimChar"/>
-        </w:rPr>
-        <w:t xml:space="preserve">M Flag: 0</w:t>
-      </w:r>
-      <w:r>
-        <w:br/>
-      </w:r>
-      <w:r>
-        <w:rPr>
-          <w:rStyle w:val="VerbatimChar"/>
-        </w:rPr>
-        <w:t xml:space="preserve">O Flag: 1</w:t>
+        <w:rPr>
+          <w:lang w:val="es-ES"/>
+        </w:rPr>
+        <w:t xml:space="preserve">Un PC con IPv6 2001:DB8::10/64 quiere comunicarse con 2001:DB8::20/64 en la misma red. La tabla de vecinos está vacía.</w:t>
       </w:r>
     </w:p>
     <w:p>
@@ -534,7 +775,10 @@
         </w:numPr>
       </w:pPr>
       <w:r>
-        <w:t xml:space="preserve">¿Qué método de asignación de IPs deben usar los clientes?</w:t>
+        <w:rPr>
+          <w:lang w:val="es-ES"/>
+        </w:rPr>
+        <w:t xml:space="preserve">¿Qué mensaje ICMPv6 envía primero el PC?</w:t>
       </w:r>
     </w:p>
     <w:p>
@@ -546,7 +790,10 @@
         </w:numPr>
       </w:pPr>
       <w:r>
-        <w:t xml:space="preserve">¿Quién da la IP? ¿Quién da el DNS?</w:t>
+        <w:rPr>
+          <w:lang w:val="es-ES"/>
+        </w:rPr>
+        <w:t xml:space="preserve">¿A qué dirección MAC destino?</w:t>
       </w:r>
     </w:p>
     <w:p>
@@ -558,7 +805,10 @@
         </w:numPr>
       </w:pPr>
       <w:r>
-        <w:t xml:space="preserve">Si un cliente solo entiende SLAAC, ¿podrá obtener DNS?</w:t>
+        <w:rPr>
+          <w:lang w:val="es-ES"/>
+        </w:rPr>
+        <w:t xml:space="preserve">¿Qué dirección IPv6 destino usa? (unicast, multicast, broadcast)</w:t>
       </w:r>
     </w:p>
     <w:p>
@@ -570,43 +820,10 @@
         </w:numPr>
       </w:pPr>
       <w:r>
-        <w:t xml:space="preserve">¿Qué cambiaría si M Flag = 1?</w:t>
-      </w:r>
-    </w:p>
-    <w:p>
-      <w:pPr>
-        <w:pStyle w:val="FirstParagraph"/>
-      </w:pPr>
-      <w:r>
-        <w:rPr>
-          <w:b/>
-          <w:bCs/>
-        </w:rPr>
-        <w:t xml:space="preserve">Pista:</w:t>
-      </w:r>
-      <w:r>
-        <w:t xml:space="preserve"> </w:t>
-      </w:r>
-      <w:r>
-        <w:t xml:space="preserve">M Flag = Managed (DHCPv6 stateful), O Flag = Other (DHCPv6 stateless).</w:t>
-      </w:r>
-    </w:p>
-    <w:bookmarkEnd w:id="14"/>
-    <w:bookmarkStart w:id="15" w:name="ndp-en-acción"/>
-    <w:p>
-      <w:pPr>
-        <w:pStyle w:val="Heading2"/>
-      </w:pPr>
-      <w:r>
-        <w:t xml:space="preserve">6. NDP en acción</w:t>
-      </w:r>
-    </w:p>
-    <w:p>
-      <w:pPr>
-        <w:pStyle w:val="FirstParagraph"/>
-      </w:pPr>
-      <w:r>
-        <w:t xml:space="preserve">Un PC con IPv6 2001:DB8::10/64 quiere comunicarse con 2001:DB8::20/64 en la misma red. La tabla de vecinos está vacía.</w:t>
+        <w:rPr>
+          <w:lang w:val="es-ES"/>
+        </w:rPr>
+        <w:t xml:space="preserve">¿Quién responde y con qué?</w:t>
       </w:r>
     </w:p>
     <w:p>
@@ -614,58 +831,13 @@
         <w:pStyle w:val="Compact"/>
         <w:numPr>
           <w:ilvl w:val="0"/>
-          <w:numId w:val="1007"/>
+          <w:numId w:val="1006"/>
         </w:numPr>
       </w:pPr>
       <w:r>
-        <w:t xml:space="preserve">¿Qué mensaje ICMPv6 envía primero el PC?</w:t>
-      </w:r>
-    </w:p>
-    <w:p>
-      <w:pPr>
-        <w:pStyle w:val="Compact"/>
-        <w:numPr>
-          <w:ilvl w:val="0"/>
-          <w:numId w:val="1007"/>
-        </w:numPr>
-      </w:pPr>
-      <w:r>
-        <w:t xml:space="preserve">¿A qué dirección MAC destino?</w:t>
-      </w:r>
-    </w:p>
-    <w:p>
-      <w:pPr>
-        <w:pStyle w:val="Compact"/>
-        <w:numPr>
-          <w:ilvl w:val="0"/>
-          <w:numId w:val="1007"/>
-        </w:numPr>
-      </w:pPr>
-      <w:r>
-        <w:t xml:space="preserve">¿Qué dirección IPv6 destino usa? (unicast, multicast, broadcast)</w:t>
-      </w:r>
-    </w:p>
-    <w:p>
-      <w:pPr>
-        <w:pStyle w:val="Compact"/>
-        <w:numPr>
-          <w:ilvl w:val="0"/>
-          <w:numId w:val="1007"/>
-        </w:numPr>
-      </w:pPr>
-      <w:r>
-        <w:t xml:space="preserve">¿Quién responde y con qué?</w:t>
-      </w:r>
-    </w:p>
-    <w:p>
-      <w:pPr>
-        <w:pStyle w:val="Compact"/>
-        <w:numPr>
-          <w:ilvl w:val="0"/>
-          <w:numId w:val="1007"/>
-        </w:numPr>
-      </w:pPr>
-      <w:r>
+        <w:rPr>
+          <w:lang w:val="es-ES"/>
+        </w:rPr>
         <w:t xml:space="preserve">¿Cómo se llama este proceso en IPv6?</w:t>
       </w:r>
     </w:p>
@@ -677,13 +849,20 @@
         <w:rPr>
           <w:b/>
           <w:bCs/>
+          <w:lang w:val="es-ES"/>
         </w:rPr>
         <w:t xml:space="preserve">Pista:</w:t>
       </w:r>
       <w:r>
+        <w:rPr>
+          <w:lang w:val="es-ES"/>
+        </w:rPr>
         <w:t xml:space="preserve"> </w:t>
       </w:r>
       <w:r>
+        <w:rPr>
+          <w:lang w:val="es-ES"/>
+        </w:rPr>
         <w:t xml:space="preserve">En IPv6 no hay ARP. El proceso equivalente es parte de NDP y usa una dirección multicast especial derivada de la IP destino (solicited-node multicast).</w:t>
       </w:r>
     </w:p>
@@ -694,6 +873,9 @@
         <w:pStyle w:val="Heading2"/>
       </w:pPr>
       <w:r>
+        <w:rPr>
+          <w:lang w:val="es-ES"/>
+        </w:rPr>
         <w:t xml:space="preserve">7. Diagnóstico ping6</w:t>
       </w:r>
     </w:p>
@@ -702,6 +884,9 @@
         <w:pStyle w:val="FirstParagraph"/>
       </w:pPr>
       <w:r>
+        <w:rPr>
+          <w:lang w:val="es-ES"/>
+        </w:rPr>
         <w:t xml:space="preserve">Un PC (PC-A) tiene esta configuración en Windows:</w:t>
       </w:r>
     </w:p>
@@ -712,6 +897,7 @@
       <w:r>
         <w:rPr>
           <w:rStyle w:val="VerbatimChar"/>
+          <w:lang w:val="es-ES"/>
         </w:rPr>
         <w:t xml:space="preserve">Ethernet adapter Ethernet:</w:t>
       </w:r>
@@ -721,6 +907,7 @@
       <w:r>
         <w:rPr>
           <w:rStyle w:val="VerbatimChar"/>
+          <w:lang w:val="es-ES"/>
         </w:rPr>
         <w:t xml:space="preserve">   IPv6 Address: fe80::21a:2bff:fe3c:4d5e%12</w:t>
       </w:r>
@@ -730,6 +917,7 @@
       <w:r>
         <w:rPr>
           <w:rStyle w:val="VerbatimChar"/>
+          <w:lang w:val="es-ES"/>
         </w:rPr>
         <w:t xml:space="preserve">   IPv6 Address: 2001:db8:1::10</w:t>
       </w:r>
@@ -739,6 +927,7 @@
       <w:r>
         <w:rPr>
           <w:rStyle w:val="VerbatimChar"/>
+          <w:lang w:val="es-ES"/>
         </w:rPr>
         <w:t xml:space="preserve">   Default Gateway: fe80::1%12</w:t>
       </w:r>
@@ -748,78 +937,125 @@
         <w:pStyle w:val="FirstParagraph"/>
       </w:pPr>
       <w:r>
+        <w:rPr>
+          <w:lang w:val="es-ES"/>
+        </w:rPr>
         <w:t xml:space="preserve">PC-A hace</w:t>
       </w:r>
       <w:r>
+        <w:rPr>
+          <w:lang w:val="es-ES"/>
+        </w:rPr>
         <w:t xml:space="preserve"> </w:t>
       </w:r>
       <w:r>
         <w:rPr>
           <w:rStyle w:val="VerbatimChar"/>
+          <w:lang w:val="es-ES"/>
         </w:rPr>
         <w:t xml:space="preserve">ping fe80::1</w:t>
       </w:r>
       <w:r>
+        <w:rPr>
+          <w:lang w:val="es-ES"/>
+        </w:rPr>
         <w:t xml:space="preserve"> </w:t>
       </w:r>
       <w:r>
+        <w:rPr>
+          <w:lang w:val="es-ES"/>
+        </w:rPr>
         <w:t xml:space="preserve">y</w:t>
       </w:r>
       <w:r>
+        <w:rPr>
+          <w:lang w:val="es-ES"/>
+        </w:rPr>
         <w:t xml:space="preserve"> </w:t>
       </w:r>
       <w:r>
         <w:rPr>
           <w:b/>
           <w:bCs/>
+          <w:lang w:val="es-ES"/>
         </w:rPr>
         <w:t xml:space="preserve">funciona</w:t>
       </w:r>
       <w:r>
+        <w:rPr>
+          <w:lang w:val="es-ES"/>
+        </w:rPr>
         <w:t xml:space="preserve">, pero</w:t>
       </w:r>
       <w:r>
+        <w:rPr>
+          <w:lang w:val="es-ES"/>
+        </w:rPr>
         <w:t xml:space="preserve"> </w:t>
       </w:r>
       <w:r>
         <w:rPr>
           <w:rStyle w:val="VerbatimChar"/>
+          <w:lang w:val="es-ES"/>
         </w:rPr>
         <w:t xml:space="preserve">ping 2001:DB8:1::10</w:t>
       </w:r>
       <w:r>
+        <w:rPr>
+          <w:lang w:val="es-ES"/>
+        </w:rPr>
         <w:t xml:space="preserve"> </w:t>
       </w:r>
       <w:r>
+        <w:rPr>
+          <w:lang w:val="es-ES"/>
+        </w:rPr>
         <w:t xml:space="preserve">(una GUA en la misma LAN)</w:t>
       </w:r>
       <w:r>
+        <w:rPr>
+          <w:lang w:val="es-ES"/>
+        </w:rPr>
         <w:t xml:space="preserve"> </w:t>
       </w:r>
       <w:r>
         <w:rPr>
           <w:b/>
           <w:bCs/>
+          <w:lang w:val="es-ES"/>
         </w:rPr>
         <w:t xml:space="preserve">no responde</w:t>
       </w:r>
       <w:r>
+        <w:rPr>
+          <w:lang w:val="es-ES"/>
+        </w:rPr>
         <w:t xml:space="preserve">. Lista</w:t>
       </w:r>
       <w:r>
+        <w:rPr>
+          <w:lang w:val="es-ES"/>
+        </w:rPr>
         <w:t xml:space="preserve"> </w:t>
       </w:r>
       <w:r>
         <w:rPr>
           <w:b/>
           <w:bCs/>
+          <w:lang w:val="es-ES"/>
         </w:rPr>
         <w:t xml:space="preserve">3 causas posibles</w:t>
       </w:r>
       <w:r>
+        <w:rPr>
+          <w:lang w:val="es-ES"/>
+        </w:rPr>
         <w:t xml:space="preserve"> </w:t>
       </w:r>
       <w:r>
+        <w:rPr>
+          <w:lang w:val="es-ES"/>
+        </w:rPr>
         <w:t xml:space="preserve">y cómo verificarías cada una.</w:t>
       </w:r>
     </w:p>
@@ -831,60 +1067,97 @@
         <w:rPr>
           <w:b/>
           <w:bCs/>
+          <w:lang w:val="es-ES"/>
         </w:rPr>
         <w:t xml:space="preserve">Pista:</w:t>
       </w:r>
       <w:r>
+        <w:rPr>
+          <w:lang w:val="es-ES"/>
+        </w:rPr>
         <w:t xml:space="preserve"> </w:t>
       </w:r>
       <w:r>
+        <w:rPr>
+          <w:lang w:val="es-ES"/>
+        </w:rPr>
         <w:t xml:space="preserve">el</w:t>
       </w:r>
       <w:r>
+        <w:rPr>
+          <w:lang w:val="es-ES"/>
+        </w:rPr>
         <w:t xml:space="preserve"> </w:t>
       </w:r>
       <w:r>
         <w:rPr>
           <w:rStyle w:val="VerbatimChar"/>
+          <w:lang w:val="es-ES"/>
         </w:rPr>
         <w:t xml:space="preserve">ping</w:t>
       </w:r>
       <w:r>
+        <w:rPr>
+          <w:lang w:val="es-ES"/>
+        </w:rPr>
         <w:t xml:space="preserve"> </w:t>
       </w:r>
       <w:r>
+        <w:rPr>
+          <w:lang w:val="es-ES"/>
+        </w:rPr>
         <w:t xml:space="preserve">a una Link-Local del router funciona, así que la capa de enlace está bien. La diferencia está en cómo se resuelve un destino</w:t>
       </w:r>
       <w:r>
+        <w:rPr>
+          <w:lang w:val="es-ES"/>
+        </w:rPr>
         <w:t xml:space="preserve"> </w:t>
       </w:r>
       <w:r>
         <w:rPr>
           <w:i/>
           <w:iCs/>
+          <w:lang w:val="es-ES"/>
         </w:rPr>
         <w:t xml:space="preserve">global</w:t>
       </w:r>
       <w:r>
+        <w:rPr>
+          <w:lang w:val="es-ES"/>
+        </w:rPr>
         <w:t xml:space="preserve"> </w:t>
       </w:r>
       <w:r>
+        <w:rPr>
+          <w:lang w:val="es-ES"/>
+        </w:rPr>
         <w:t xml:space="preserve">vs uno</w:t>
       </w:r>
       <w:r>
+        <w:rPr>
+          <w:lang w:val="es-ES"/>
+        </w:rPr>
         <w:t xml:space="preserve"> </w:t>
       </w:r>
       <w:r>
         <w:rPr>
           <w:i/>
           <w:iCs/>
+          <w:lang w:val="es-ES"/>
         </w:rPr>
         <w:t xml:space="preserve">link-local</w:t>
       </w:r>
       <w:r>
+        <w:rPr>
+          <w:lang w:val="es-ES"/>
+        </w:rPr>
         <w:t xml:space="preserve"> </w:t>
       </w:r>
       <w:r>
+        <w:rPr>
+          <w:lang w:val="es-ES"/>
+        </w:rPr>
         <w:t xml:space="preserve">dentro de la misma subred y en los servicios que se permiten por defecto.</w:t>
       </w:r>
     </w:p>
@@ -895,6 +1168,9 @@
         <w:pStyle w:val="Heading2"/>
       </w:pPr>
       <w:r>
+        <w:rPr>
+          <w:lang w:val="es-ES"/>
+        </w:rPr>
         <w:t xml:space="preserve">8. Tabla IPv4 vs IPv6</w:t>
       </w:r>
     </w:p>
@@ -903,6 +1179,9 @@
         <w:pStyle w:val="FirstParagraph"/>
       </w:pPr>
       <w:r>
+        <w:rPr>
+          <w:lang w:val="es-ES"/>
+        </w:rPr>
         <w:t xml:space="preserve">Completa la tabla comparativa:</w:t>
       </w:r>
     </w:p>
@@ -928,6 +1207,9 @@
               <w:pStyle w:val="Compact"/>
             </w:pPr>
             <w:r>
+              <w:rPr>
+                <w:lang w:val="es-ES"/>
+              </w:rPr>
               <w:t xml:space="preserve">Concepto</w:t>
             </w:r>
           </w:p>
@@ -939,6 +1221,9 @@
               <w:pStyle w:val="Compact"/>
             </w:pPr>
             <w:r>
+              <w:rPr>
+                <w:lang w:val="es-ES"/>
+              </w:rPr>
               <w:t xml:space="preserve">IPv4</w:t>
             </w:r>
           </w:p>
@@ -950,6 +1235,9 @@
               <w:pStyle w:val="Compact"/>
             </w:pPr>
             <w:r>
+              <w:rPr>
+                <w:lang w:val="es-ES"/>
+              </w:rPr>
               <w:t xml:space="preserve">IPv6</w:t>
             </w:r>
           </w:p>
@@ -963,6 +1251,9 @@
               <w:pStyle w:val="Compact"/>
             </w:pPr>
             <w:r>
+              <w:rPr>
+                <w:lang w:val="es-ES"/>
+              </w:rPr>
               <w:t xml:space="preserve">Bits de la dirección</w:t>
             </w:r>
           </w:p>
@@ -974,6 +1265,9 @@
               <w:pStyle w:val="Compact"/>
             </w:pPr>
             <w:r>
+              <w:rPr>
+                <w:lang w:val="es-ES"/>
+              </w:rPr>
               <w:t xml:space="preserve">32</w:t>
             </w:r>
           </w:p>
@@ -995,6 +1289,9 @@
               <w:pStyle w:val="Compact"/>
             </w:pPr>
             <w:r>
+              <w:rPr>
+                <w:lang w:val="es-ES"/>
+              </w:rPr>
               <w:t xml:space="preserve">Notación</w:t>
             </w:r>
           </w:p>
@@ -1006,6 +1303,9 @@
               <w:pStyle w:val="Compact"/>
             </w:pPr>
             <w:r>
+              <w:rPr>
+                <w:lang w:val="es-ES"/>
+              </w:rPr>
               <w:t xml:space="preserve">Decimal con puntos</w:t>
             </w:r>
           </w:p>
@@ -1027,6 +1327,9 @@
               <w:pStyle w:val="Compact"/>
             </w:pPr>
             <w:r>
+              <w:rPr>
+                <w:lang w:val="es-ES"/>
+              </w:rPr>
               <w:t xml:space="preserve">Direcciones privadas</w:t>
             </w:r>
           </w:p>
@@ -1038,6 +1341,9 @@
               <w:pStyle w:val="Compact"/>
             </w:pPr>
             <w:r>
+              <w:rPr>
+                <w:lang w:val="es-ES"/>
+              </w:rPr>
               <w:t xml:space="preserve">RFC 1918 (192.168.0.0…, etc.)</w:t>
             </w:r>
           </w:p>
@@ -1059,6 +1365,9 @@
               <w:pStyle w:val="Compact"/>
             </w:pPr>
             <w:r>
+              <w:rPr>
+                <w:lang w:val="es-ES"/>
+              </w:rPr>
               <w:t xml:space="preserve">Broadcast</w:t>
             </w:r>
           </w:p>
@@ -1070,6 +1379,9 @@
               <w:pStyle w:val="Compact"/>
             </w:pPr>
             <w:r>
+              <w:rPr>
+                <w:lang w:val="es-ES"/>
+              </w:rPr>
               <w:t xml:space="preserve">Sí (envía a todos)</w:t>
             </w:r>
           </w:p>
@@ -1091,6 +1403,9 @@
               <w:pStyle w:val="Compact"/>
             </w:pPr>
             <w:r>
+              <w:rPr>
+                <w:lang w:val="es-ES"/>
+              </w:rPr>
               <w:t xml:space="preserve">Resolución IP → MAC</w:t>
             </w:r>
           </w:p>
@@ -1102,6 +1417,9 @@
               <w:pStyle w:val="Compact"/>
             </w:pPr>
             <w:r>
+              <w:rPr>
+                <w:lang w:val="es-ES"/>
+              </w:rPr>
               <w:t xml:space="preserve">ARP</w:t>
             </w:r>
           </w:p>
@@ -1123,6 +1441,9 @@
               <w:pStyle w:val="Compact"/>
             </w:pPr>
             <w:r>
+              <w:rPr>
+                <w:lang w:val="es-ES"/>
+              </w:rPr>
               <w:t xml:space="preserve">Multicast de listeners</w:t>
             </w:r>
           </w:p>
@@ -1134,6 +1455,9 @@
               <w:pStyle w:val="Compact"/>
             </w:pPr>
             <w:r>
+              <w:rPr>
+                <w:lang w:val="es-ES"/>
+              </w:rPr>
               <w:t xml:space="preserve">IGMP</w:t>
             </w:r>
           </w:p>
@@ -1155,6 +1479,9 @@
               <w:pStyle w:val="Compact"/>
             </w:pPr>
             <w:r>
+              <w:rPr>
+                <w:lang w:val="es-ES"/>
+              </w:rPr>
               <w:t xml:space="preserve">Configuración automática</w:t>
             </w:r>
           </w:p>
@@ -1166,6 +1493,9 @@
               <w:pStyle w:val="Compact"/>
             </w:pPr>
             <w:r>
+              <w:rPr>
+                <w:lang w:val="es-ES"/>
+              </w:rPr>
               <w:t xml:space="preserve">DHCP</w:t>
             </w:r>
           </w:p>
@@ -1187,6 +1517,9 @@
               <w:pStyle w:val="Compact"/>
             </w:pPr>
             <w:r>
+              <w:rPr>
+                <w:lang w:val="es-ES"/>
+              </w:rPr>
               <w:t xml:space="preserve">Loopback</w:t>
             </w:r>
           </w:p>
@@ -1198,6 +1531,9 @@
               <w:pStyle w:val="Compact"/>
             </w:pPr>
             <w:r>
+              <w:rPr>
+                <w:lang w:val="es-ES"/>
+              </w:rPr>
               <w:t xml:space="preserve">127.0.0.1</w:t>
             </w:r>
           </w:p>
@@ -1219,6 +1555,9 @@
               <w:pStyle w:val="Compact"/>
             </w:pPr>
             <w:r>
+              <w:rPr>
+                <w:lang w:val="es-ES"/>
+              </w:rPr>
               <w:t xml:space="preserve">Fragmentación</w:t>
             </w:r>
           </w:p>
@@ -1230,6 +1569,9 @@
               <w:pStyle w:val="Compact"/>
             </w:pPr>
             <w:r>
+              <w:rPr>
+                <w:lang w:val="es-ES"/>
+              </w:rPr>
               <w:t xml:space="preserve">La hacen cualquier router intermedio</w:t>
             </w:r>
           </w:p>
@@ -1251,6 +1593,9 @@
               <w:pStyle w:val="Compact"/>
             </w:pPr>
             <w:r>
+              <w:rPr>
+                <w:lang w:val="es-ES"/>
+              </w:rPr>
               <w:t xml:space="preserve">Seguridad / NAT</w:t>
             </w:r>
           </w:p>
@@ -1262,6 +1607,9 @@
               <w:pStyle w:val="Compact"/>
             </w:pPr>
             <w:r>
+              <w:rPr>
+                <w:lang w:val="es-ES"/>
+              </w:rPr>
               <w:t xml:space="preserve">NAT compartido para las privadas</w:t>
             </w:r>
           </w:p>
@@ -1284,29 +1632,46 @@
         <w:rPr>
           <w:b/>
           <w:bCs/>
+          <w:lang w:val="es-ES"/>
         </w:rPr>
         <w:t xml:space="preserve">Pista:</w:t>
       </w:r>
       <w:r>
+        <w:rPr>
+          <w:lang w:val="es-ES"/>
+        </w:rPr>
         <w:t xml:space="preserve"> </w:t>
       </w:r>
       <w:r>
+        <w:rPr>
+          <w:lang w:val="es-ES"/>
+        </w:rPr>
         <w:t xml:space="preserve">piensa en</w:t>
       </w:r>
       <w:r>
+        <w:rPr>
+          <w:lang w:val="es-ES"/>
+        </w:rPr>
         <w:t xml:space="preserve"> </w:t>
       </w:r>
       <w:r>
         <w:rPr>
           <w:i/>
           <w:iCs/>
+          <w:lang w:val="es-ES"/>
         </w:rPr>
         <w:t xml:space="preserve">qué sustituye a qué</w:t>
       </w:r>
       <w:r>
+        <w:rPr>
+          <w:lang w:val="es-ES"/>
+        </w:rPr>
         <w:t xml:space="preserve"> </w:t>
       </w:r>
       <w:r>
+        <w:rPr>
+          <w:lang w:val="es-ES"/>
+        </w:rPr>
         <w:t xml:space="preserve">en cada fila. Y recuerda: NAT no es seguridad, solo un ocultador de direcciones.</w:t>
       </w:r>
     </w:p>
@@ -1422,109 +1787,6 @@
       </w:pPr>
     </w:lvl>
   </w:abstractNum>
-  <w:abstractNum w:abstractNumId="991">
-    <w:nsid w:val="0000A991"/>
-    <w:multiLevelType w:val="multilevel"/>
-    <w:lvl w:ilvl="0">
-      <w:numFmt w:val="bullet"/>
-      <w:lvlText w:val=""/>
-      <w:lvlJc w:val="left"/>
-      <w:pPr>
-        <w:ind w:left="720" w:hanging="360"/>
-      </w:pPr>
-      <w:rPr>
-        <w:rFonts w:ascii="Symbol" w:hAnsi="Symbol" w:cs="Symbol" w:hint="default"/>
-      </w:rPr>
-    </w:lvl>
-    <w:lvl w:ilvl="1">
-      <w:numFmt w:val="bullet"/>
-      <w:lvlText w:val="o"/>
-      <w:lvlJc w:val="left"/>
-      <w:pPr>
-        <w:ind w:left="1440" w:hanging="360"/>
-      </w:pPr>
-      <w:rPr>
-        <w:rFonts w:ascii="Courier New" w:hAnsi="Courier New" w:cs="Courier New" w:hint="default"/>
-      </w:rPr>
-    </w:lvl>
-    <w:lvl w:ilvl="2">
-      <w:numFmt w:val="bullet"/>
-      <w:lvlText w:val=""/>
-      <w:lvlJc w:val="left"/>
-      <w:pPr>
-        <w:ind w:left="2160" w:hanging="360"/>
-      </w:pPr>
-      <w:rPr>
-        <w:rFonts w:ascii="Wingdings" w:hAnsi="Wingdings" w:cs="Wingdings" w:hint="default"/>
-      </w:rPr>
-    </w:lvl>
-    <w:lvl w:ilvl="3">
-      <w:numFmt w:val="bullet"/>
-      <w:lvlText w:val=""/>
-      <w:lvlJc w:val="left"/>
-      <w:pPr>
-        <w:ind w:left="2880" w:hanging="360"/>
-      </w:pPr>
-      <w:rPr>
-        <w:rFonts w:ascii="Symbol" w:hAnsi="Symbol" w:cs="Symbol" w:hint="default"/>
-      </w:rPr>
-    </w:lvl>
-    <w:lvl w:ilvl="4">
-      <w:numFmt w:val="bullet"/>
-      <w:lvlText w:val="o"/>
-      <w:lvlJc w:val="left"/>
-      <w:pPr>
-        <w:ind w:left="3600" w:hanging="360"/>
-      </w:pPr>
-      <w:rPr>
-        <w:rFonts w:ascii="Courier New" w:hAnsi="Courier New" w:cs="Courier New" w:hint="default"/>
-      </w:rPr>
-    </w:lvl>
-    <w:lvl w:ilvl="5">
-      <w:numFmt w:val="bullet"/>
-      <w:lvlText w:val=""/>
-      <w:lvlJc w:val="left"/>
-      <w:pPr>
-        <w:ind w:left="4320" w:hanging="360"/>
-      </w:pPr>
-      <w:rPr>
-        <w:rFonts w:ascii="Wingdings" w:hAnsi="Wingdings" w:cs="Wingdings" w:hint="default"/>
-      </w:rPr>
-    </w:lvl>
-    <w:lvl w:ilvl="6">
-      <w:numFmt w:val="bullet"/>
-      <w:lvlText w:val=""/>
-      <w:lvlJc w:val="left"/>
-      <w:pPr>
-        <w:ind w:left="5040" w:hanging="360"/>
-      </w:pPr>
-      <w:rPr>
-        <w:rFonts w:ascii="Symbol" w:hAnsi="Symbol" w:cs="Symbol" w:hint="default"/>
-      </w:rPr>
-    </w:lvl>
-    <w:lvl w:ilvl="7">
-      <w:numFmt w:val="bullet"/>
-      <w:lvlText w:val="o"/>
-      <w:lvlJc w:val="left"/>
-      <w:pPr>
-        <w:ind w:left="5760" w:hanging="360"/>
-      </w:pPr>
-      <w:rPr>
-        <w:rFonts w:ascii="Courier New" w:hAnsi="Courier New" w:cs="Courier New" w:hint="default"/>
-      </w:rPr>
-    </w:lvl>
-    <w:lvl w:ilvl="8">
-      <w:numFmt w:val="bullet"/>
-      <w:lvlText w:val=""/>
-      <w:lvlJc w:val="left"/>
-      <w:pPr>
-        <w:ind w:left="6480" w:hanging="360"/>
-      </w:pPr>
-      <w:rPr>
-        <w:rFonts w:ascii="Wingdings" w:hAnsi="Wingdings" w:cs="Wingdings" w:hint="default"/>
-      </w:rPr>
-    </w:lvl>
-  </w:abstractNum>
   <w:abstractNum w:abstractNumId="99721">
     <w:nsid w:val="00A99721"/>
     <w:multiLevelType w:val="multilevel"/>
@@ -1614,7 +1876,34 @@
     <w:abstractNumId w:val="990"/>
   </w:num>
   <w:num w:numId="1001">
-    <w:abstractNumId w:val="991"/>
+    <w:abstractNumId w:val="99721"/>
+    <w:lvlOverride w:ilvl="0">
+      <w:startOverride w:val="1"/>
+    </w:lvlOverride>
+    <w:lvlOverride w:ilvl="1">
+      <w:startOverride w:val="1"/>
+    </w:lvlOverride>
+    <w:lvlOverride w:ilvl="2">
+      <w:startOverride w:val="1"/>
+    </w:lvlOverride>
+    <w:lvlOverride w:ilvl="3">
+      <w:startOverride w:val="1"/>
+    </w:lvlOverride>
+    <w:lvlOverride w:ilvl="4">
+      <w:startOverride w:val="1"/>
+    </w:lvlOverride>
+    <w:lvlOverride w:ilvl="5">
+      <w:startOverride w:val="1"/>
+    </w:lvlOverride>
+    <w:lvlOverride w:ilvl="6">
+      <w:startOverride w:val="1"/>
+    </w:lvlOverride>
+    <w:lvlOverride w:ilvl="7">
+      <w:startOverride w:val="1"/>
+    </w:lvlOverride>
+    <w:lvlOverride w:ilvl="8">
+      <w:startOverride w:val="1"/>
+    </w:lvlOverride>
   </w:num>
   <w:num w:numId="1002">
     <w:abstractNumId w:val="99721"/>
@@ -1737,36 +2026,6 @@
     </w:lvlOverride>
   </w:num>
   <w:num w:numId="1006">
-    <w:abstractNumId w:val="99721"/>
-    <w:lvlOverride w:ilvl="0">
-      <w:startOverride w:val="1"/>
-    </w:lvlOverride>
-    <w:lvlOverride w:ilvl="1">
-      <w:startOverride w:val="1"/>
-    </w:lvlOverride>
-    <w:lvlOverride w:ilvl="2">
-      <w:startOverride w:val="1"/>
-    </w:lvlOverride>
-    <w:lvlOverride w:ilvl="3">
-      <w:startOverride w:val="1"/>
-    </w:lvlOverride>
-    <w:lvlOverride w:ilvl="4">
-      <w:startOverride w:val="1"/>
-    </w:lvlOverride>
-    <w:lvlOverride w:ilvl="5">
-      <w:startOverride w:val="1"/>
-    </w:lvlOverride>
-    <w:lvlOverride w:ilvl="6">
-      <w:startOverride w:val="1"/>
-    </w:lvlOverride>
-    <w:lvlOverride w:ilvl="7">
-      <w:startOverride w:val="1"/>
-    </w:lvlOverride>
-    <w:lvlOverride w:ilvl="8">
-      <w:startOverride w:val="1"/>
-    </w:lvlOverride>
-  </w:num>
-  <w:num w:numId="1007">
     <w:abstractNumId w:val="99721"/>
     <w:lvlOverride w:ilvl="0">
       <w:startOverride w:val="1"/>

--- a/docx/03-direccionamiento-ip/boletin-U03-ipv6-avanzado.docx
+++ b/docx/03-direccionamiento-ip/boletin-U03-ipv6-avanzado.docx
@@ -15,9 +15,6 @@
             <w:pStyle w:val="TOCHeading"/>
           </w:pPr>
           <w:r>
-            <w:rPr>
-              <w:lang w:val="es-ES"/>
-            </w:rPr>
             <w:t xml:space="preserve">Table of Contents</w:t>
           </w:r>
         </w:p>
@@ -37,9 +34,6 @@
         <w:pStyle w:val="Heading1"/>
       </w:pPr>
       <w:r>
-        <w:rPr>
-          <w:lang w:val="es-ES"/>
-        </w:rPr>
         <w:t xml:space="preserve">Boletín UD3 · IPv6 — Avanzado</w:t>
       </w:r>
     </w:p>
@@ -50,9 +44,6 @@
         <w:pStyle w:val="Heading1"/>
       </w:pPr>
       <w:r>
-        <w:rPr>
-          <w:lang w:val="es-ES"/>
-        </w:rPr>
         <w:t xml:space="preserve">📝 Boletín UD3 · IPv6 — Avanzado</w:t>
       </w:r>
     </w:p>
@@ -61,9 +52,6 @@
         <w:pStyle w:val="BlockText"/>
       </w:pPr>
       <w:r>
-        <w:rPr>
-          <w:lang w:val="es-ES"/>
-        </w:rPr>
         <w:t xml:space="preserve">Ejercicios que requieren aplicar los conceptos de IPv6, SLAAC y transición de forma más profunda.</w:t>
       </w:r>
     </w:p>
@@ -80,9 +68,6 @@
         <w:pStyle w:val="Heading2"/>
       </w:pPr>
       <w:r>
-        <w:rPr>
-          <w:lang w:val="es-ES"/>
-        </w:rPr>
         <w:t xml:space="preserve">1. Subnetting IPv6</w:t>
       </w:r>
     </w:p>
@@ -91,35 +76,22 @@
         <w:pStyle w:val="FirstParagraph"/>
       </w:pPr>
       <w:r>
-        <w:rPr>
-          <w:lang w:val="es-ES"/>
-        </w:rPr>
         <w:t xml:space="preserve">Te asignan el prefijo</w:t>
       </w:r>
       <w:r>
-        <w:rPr>
-          <w:lang w:val="es-ES"/>
-        </w:rPr>
         <w:t xml:space="preserve"> </w:t>
       </w:r>
       <w:r>
         <w:rPr>
           <w:b/>
           <w:bCs/>
-          <w:lang w:val="es-ES"/>
         </w:rPr>
         <w:t xml:space="preserve">2001:DB8:CAFE::/48</w:t>
       </w:r>
       <w:r>
-        <w:rPr>
-          <w:lang w:val="es-ES"/>
-        </w:rPr>
-        <w:t xml:space="preserve"> </w:t>
-      </w:r>
-      <w:r>
-        <w:rPr>
-          <w:lang w:val="es-ES"/>
-        </w:rPr>
+        <w:t xml:space="preserve"> </w:t>
+      </w:r>
+      <w:r>
         <w:t xml:space="preserve">para tu empresa. Necesitas subredes /64 para las LAN de las oficinas.</w:t>
       </w:r>
     </w:p>
@@ -132,9 +104,6 @@
         </w:numPr>
       </w:pPr>
       <w:r>
-        <w:rPr>
-          <w:lang w:val="es-ES"/>
-        </w:rPr>
         <w:t xml:space="preserve">¿Cuántas subredes /64 caben dentro del /48?</w:t>
       </w:r>
     </w:p>
@@ -147,9 +116,6 @@
         </w:numPr>
       </w:pPr>
       <w:r>
-        <w:rPr>
-          <w:lang w:val="es-ES"/>
-        </w:rPr>
         <w:t xml:space="preserve">Escribe los prefijos de red de las 3 primeras subredes /64 (forma comprimida).</w:t>
       </w:r>
     </w:p>
@@ -162,9 +128,6 @@
         </w:numPr>
       </w:pPr>
       <w:r>
-        <w:rPr>
-          <w:lang w:val="es-ES"/>
-        </w:rPr>
         <w:t xml:space="preserve">¿Por qué cada subred debe ser /64 y no, por ejemplo, /128?</w:t>
       </w:r>
     </w:p>
@@ -176,20 +139,13 @@
         <w:rPr>
           <w:b/>
           <w:bCs/>
-          <w:lang w:val="es-ES"/>
         </w:rPr>
         <w:t xml:space="preserve">Pista:</w:t>
       </w:r>
       <w:r>
-        <w:rPr>
-          <w:lang w:val="es-ES"/>
-        </w:rPr>
-        <w:t xml:space="preserve"> </w:t>
-      </w:r>
-      <w:r>
-        <w:rPr>
-          <w:lang w:val="es-ES"/>
-        </w:rPr>
+        <w:t xml:space="preserve"> </w:t>
+      </w:r>
+      <w:r>
         <w:t xml:space="preserve">/48 → /64 son 16 bits de subred = 65.536 subredes. Cada subred /64 tiene 2⁶⁴ direcciones.</w:t>
       </w:r>
     </w:p>
@@ -200,9 +156,6 @@
         <w:pStyle w:val="Heading2"/>
       </w:pPr>
       <w:r>
-        <w:rPr>
-          <w:lang w:val="es-ES"/>
-        </w:rPr>
         <w:t xml:space="preserve">2. EUI-64</w:t>
       </w:r>
     </w:p>
@@ -211,29 +164,19 @@
         <w:pStyle w:val="FirstParagraph"/>
       </w:pPr>
       <w:r>
-        <w:rPr>
-          <w:lang w:val="es-ES"/>
-        </w:rPr>
         <w:t xml:space="preserve">Dada la MAC</w:t>
       </w:r>
       <w:r>
-        <w:rPr>
-          <w:lang w:val="es-ES"/>
-        </w:rPr>
         <w:t xml:space="preserve"> </w:t>
       </w:r>
       <w:r>
         <w:rPr>
           <w:b/>
           <w:bCs/>
-          <w:lang w:val="es-ES"/>
         </w:rPr>
         <w:t xml:space="preserve">00:1A:2B:3C:4D:5E</w:t>
       </w:r>
       <w:r>
-        <w:rPr>
-          <w:lang w:val="es-ES"/>
-        </w:rPr>
         <w:t xml:space="preserve">:</w:t>
       </w:r>
     </w:p>
@@ -246,9 +189,6 @@
         </w:numPr>
       </w:pPr>
       <w:r>
-        <w:rPr>
-          <w:lang w:val="es-ES"/>
-        </w:rPr>
         <w:t xml:space="preserve">Genera la dirección EUI-64 correspondiente</w:t>
       </w:r>
     </w:p>
@@ -261,9 +201,6 @@
         </w:numPr>
       </w:pPr>
       <w:r>
-        <w:rPr>
-          <w:lang w:val="es-ES"/>
-        </w:rPr>
         <w:t xml:space="preserve">Si el prefijo es 2001:DB8:1:2::/64, ¿cuál es la dirección IPv6 completa?</w:t>
       </w:r>
     </w:p>
@@ -276,9 +213,6 @@
         </w:numPr>
       </w:pPr>
       <w:r>
-        <w:rPr>
-          <w:lang w:val="es-ES"/>
-        </w:rPr>
         <w:t xml:space="preserve">¿Qué problema de privacidad tiene EUI-64?</w:t>
       </w:r>
     </w:p>
@@ -289,9 +223,6 @@
         <w:pStyle w:val="Heading2"/>
       </w:pPr>
       <w:r>
-        <w:rPr>
-          <w:lang w:val="es-ES"/>
-        </w:rPr>
         <w:t xml:space="preserve">3. Diagnóstico IPv6</w:t>
       </w:r>
     </w:p>
@@ -300,9 +231,6 @@
         <w:pStyle w:val="FirstParagraph"/>
       </w:pPr>
       <w:r>
-        <w:rPr>
-          <w:lang w:val="es-ES"/>
-        </w:rPr>
         <w:t xml:space="preserve">Un PC tiene esta configuración IPv6:</w:t>
       </w:r>
     </w:p>
@@ -313,7 +241,6 @@
       <w:r>
         <w:rPr>
           <w:rStyle w:val="VerbatimChar"/>
-          <w:lang w:val="es-ES"/>
         </w:rPr>
         <w:t xml:space="preserve">Ethernet adapter Ethernet:</w:t>
       </w:r>
@@ -323,7 +250,6 @@
       <w:r>
         <w:rPr>
           <w:rStyle w:val="VerbatimChar"/>
-          <w:lang w:val="es-ES"/>
         </w:rPr>
         <w:t xml:space="preserve">   IPv6 Address: fe80::21a:2bff:fe3c:4d5e%12</w:t>
       </w:r>
@@ -333,7 +259,6 @@
       <w:r>
         <w:rPr>
           <w:rStyle w:val="VerbatimChar"/>
-          <w:lang w:val="es-ES"/>
         </w:rPr>
         <w:t xml:space="preserve">   IPv6 Address: 2001:db8:1:2:21a:2bff:fe3c:4d5e</w:t>
       </w:r>
@@ -343,7 +268,6 @@
       <w:r>
         <w:rPr>
           <w:rStyle w:val="VerbatimChar"/>
-          <w:lang w:val="es-ES"/>
         </w:rPr>
         <w:t xml:space="preserve">   Default Gateway: fe80::1%12</w:t>
       </w:r>
@@ -357,9 +281,6 @@
         </w:numPr>
       </w:pPr>
       <w:r>
-        <w:rPr>
-          <w:lang w:val="es-ES"/>
-        </w:rPr>
         <w:t xml:space="preserve">¿Por qué hay dos direcciones IPv6?</w:t>
       </w:r>
     </w:p>
@@ -372,9 +293,6 @@
         </w:numPr>
       </w:pPr>
       <w:r>
-        <w:rPr>
-          <w:lang w:val="es-ES"/>
-        </w:rPr>
         <w:t xml:space="preserve">¿Qué significa el %12 al final de fe80::1?</w:t>
       </w:r>
     </w:p>
@@ -387,9 +305,6 @@
         </w:numPr>
       </w:pPr>
       <w:r>
-        <w:rPr>
-          <w:lang w:val="es-ES"/>
-        </w:rPr>
         <w:t xml:space="preserve">¿Puede este PC acceder a Internet? ¿Por qué?</w:t>
       </w:r>
     </w:p>
@@ -402,9 +317,6 @@
         </w:numPr>
       </w:pPr>
       <w:r>
-        <w:rPr>
-          <w:lang w:val="es-ES"/>
-        </w:rPr>
         <w:t xml:space="preserve">¿Qué comando usarías en Windows para ver esta configuración?</w:t>
       </w:r>
     </w:p>
@@ -416,20 +328,13 @@
         <w:rPr>
           <w:b/>
           <w:bCs/>
-          <w:lang w:val="es-ES"/>
         </w:rPr>
         <w:t xml:space="preserve">Pista:</w:t>
       </w:r>
       <w:r>
-        <w:rPr>
-          <w:lang w:val="es-ES"/>
-        </w:rPr>
-        <w:t xml:space="preserve"> </w:t>
-      </w:r>
-      <w:r>
-        <w:rPr>
-          <w:lang w:val="es-ES"/>
-        </w:rPr>
+        <w:t xml:space="preserve"> </w:t>
+      </w:r>
+      <w:r>
         <w:t xml:space="preserve">%12 es el Zone ID, identifica la interfaz de red (por si hay varias).</w:t>
       </w:r>
     </w:p>
@@ -440,9 +345,6 @@
         <w:pStyle w:val="Heading2"/>
       </w:pPr>
       <w:r>
-        <w:rPr>
-          <w:lang w:val="es-ES"/>
-        </w:rPr>
         <w:t xml:space="preserve">4. Diseño de transición</w:t>
       </w:r>
     </w:p>
@@ -451,57 +353,30 @@
         <w:pStyle w:val="FirstParagraph"/>
       </w:pPr>
       <w:r>
-        <w:rPr>
-          <w:lang w:val="es-ES"/>
-        </w:rPr>
         <w:t xml:space="preserve">Una empresa tiene:</w:t>
       </w:r>
       <w:r>
-        <w:rPr>
-          <w:lang w:val="es-ES"/>
-        </w:rPr>
-        <w:t xml:space="preserve"> </w:t>
-      </w:r>
-      <w:r>
-        <w:rPr>
-          <w:lang w:val="es-ES"/>
-        </w:rPr>
+        <w:t xml:space="preserve"> </w:t>
+      </w:r>
+      <w:r>
         <w:t xml:space="preserve">- 250 empleados en sede central con IPv4 (192.168.0.0/24)</w:t>
       </w:r>
       <w:r>
-        <w:rPr>
-          <w:lang w:val="es-ES"/>
-        </w:rPr>
-        <w:t xml:space="preserve"> </w:t>
-      </w:r>
-      <w:r>
-        <w:rPr>
-          <w:lang w:val="es-ES"/>
-        </w:rPr>
+        <w:t xml:space="preserve"> </w:t>
+      </w:r>
+      <w:r>
         <w:t xml:space="preserve">- 50 empleados en sucursal con IPv4 (10.0.0.0/24)</w:t>
       </w:r>
       <w:r>
-        <w:rPr>
-          <w:lang w:val="es-ES"/>
-        </w:rPr>
-        <w:t xml:space="preserve"> </w:t>
-      </w:r>
-      <w:r>
-        <w:rPr>
-          <w:lang w:val="es-ES"/>
-        </w:rPr>
+        <w:t xml:space="preserve"> </w:t>
+      </w:r>
+      <w:r>
         <w:t xml:space="preserve">- El ISP ya ofrece IPv6 nativo en ambas ubicaciones</w:t>
       </w:r>
       <w:r>
-        <w:rPr>
-          <w:lang w:val="es-ES"/>
-        </w:rPr>
-        <w:t xml:space="preserve"> </w:t>
-      </w:r>
-      <w:r>
-        <w:rPr>
-          <w:lang w:val="es-ES"/>
-        </w:rPr>
+        <w:t xml:space="preserve"> </w:t>
+      </w:r>
+      <w:r>
         <w:t xml:space="preserve">- Necesitan acceder a un servicio cloud que solo tiene IPv4</w:t>
       </w:r>
     </w:p>
@@ -510,9 +385,6 @@
         <w:pStyle w:val="BodyText"/>
       </w:pPr>
       <w:r>
-        <w:rPr>
-          <w:lang w:val="es-ES"/>
-        </w:rPr>
         <w:t xml:space="preserve">Diseña la estrategia de transición respondiendo:</w:t>
       </w:r>
     </w:p>
@@ -525,9 +397,6 @@
         </w:numPr>
       </w:pPr>
       <w:r>
-        <w:rPr>
-          <w:lang w:val="es-ES"/>
-        </w:rPr>
         <w:t xml:space="preserve">¿Qué mecanismo usas en las LANs? ¿Por qué?</w:t>
       </w:r>
     </w:p>
@@ -540,9 +409,6 @@
         </w:numPr>
       </w:pPr>
       <w:r>
-        <w:rPr>
-          <w:lang w:val="es-ES"/>
-        </w:rPr>
         <w:t xml:space="preserve">¿Cómo conectas ambas sedes?</w:t>
       </w:r>
     </w:p>
@@ -555,9 +421,6 @@
         </w:numPr>
       </w:pPr>
       <w:r>
-        <w:rPr>
-          <w:lang w:val="es-ES"/>
-        </w:rPr>
         <w:t xml:space="preserve">¿Cómo acceden al servicio cloud solo-IPv4?</w:t>
       </w:r>
     </w:p>
@@ -570,9 +433,6 @@
         </w:numPr>
       </w:pPr>
       <w:r>
-        <w:rPr>
-          <w:lang w:val="es-ES"/>
-        </w:rPr>
         <w:t xml:space="preserve">¿Qué configuración necesitas en los routers de cada sede?</w:t>
       </w:r>
     </w:p>
@@ -584,20 +444,13 @@
         <w:rPr>
           <w:b/>
           <w:bCs/>
-          <w:lang w:val="es-ES"/>
         </w:rPr>
         <w:t xml:space="preserve">Pista:</w:t>
       </w:r>
       <w:r>
-        <w:rPr>
-          <w:lang w:val="es-ES"/>
-        </w:rPr>
-        <w:t xml:space="preserve"> </w:t>
-      </w:r>
-      <w:r>
-        <w:rPr>
-          <w:lang w:val="es-ES"/>
-        </w:rPr>
+        <w:t xml:space="preserve"> </w:t>
+      </w:r>
+      <w:r>
         <w:t xml:space="preserve">Dual Stack es la opción recomendada cuando el ISP ofrece IPv6 nativo.</w:t>
       </w:r>
     </w:p>
@@ -608,9 +461,6 @@
         <w:pStyle w:val="Heading2"/>
       </w:pPr>
       <w:r>
-        <w:rPr>
-          <w:lang w:val="es-ES"/>
-        </w:rPr>
         <w:t xml:space="preserve">5. Análisis de Router Advertisement</w:t>
       </w:r>
     </w:p>
@@ -619,9 +469,6 @@
         <w:pStyle w:val="FirstParagraph"/>
       </w:pPr>
       <w:r>
-        <w:rPr>
-          <w:lang w:val="es-ES"/>
-        </w:rPr>
         <w:t xml:space="preserve">Un router envía este RA:</w:t>
       </w:r>
     </w:p>
@@ -632,7 +479,6 @@
       <w:r>
         <w:rPr>
           <w:rStyle w:val="VerbatimChar"/>
-          <w:lang w:val="es-ES"/>
         </w:rPr>
         <w:t xml:space="preserve">Prefix: 2001:DB8:1:2::/64</w:t>
       </w:r>
@@ -642,7 +488,6 @@
       <w:r>
         <w:rPr>
           <w:rStyle w:val="VerbatimChar"/>
-          <w:lang w:val="es-ES"/>
         </w:rPr>
         <w:t xml:space="preserve">M Flag: 0</w:t>
       </w:r>
@@ -652,7 +497,6 @@
       <w:r>
         <w:rPr>
           <w:rStyle w:val="VerbatimChar"/>
-          <w:lang w:val="es-ES"/>
         </w:rPr>
         <w:t xml:space="preserve">O Flag: 1</w:t>
       </w:r>
@@ -666,9 +510,6 @@
         </w:numPr>
       </w:pPr>
       <w:r>
-        <w:rPr>
-          <w:lang w:val="es-ES"/>
-        </w:rPr>
         <w:t xml:space="preserve">¿Qué método de asignación de IPs deben usar los clientes?</w:t>
       </w:r>
     </w:p>
@@ -681,9 +522,6 @@
         </w:numPr>
       </w:pPr>
       <w:r>
-        <w:rPr>
-          <w:lang w:val="es-ES"/>
-        </w:rPr>
         <w:t xml:space="preserve">¿Quién da la IP? ¿Quién da el DNS?</w:t>
       </w:r>
     </w:p>
@@ -696,9 +534,6 @@
         </w:numPr>
       </w:pPr>
       <w:r>
-        <w:rPr>
-          <w:lang w:val="es-ES"/>
-        </w:rPr>
         <w:t xml:space="preserve">Si un cliente solo entiende SLAAC, ¿podrá obtener DNS?</w:t>
       </w:r>
     </w:p>
@@ -711,9 +546,6 @@
         </w:numPr>
       </w:pPr>
       <w:r>
-        <w:rPr>
-          <w:lang w:val="es-ES"/>
-        </w:rPr>
         <w:t xml:space="preserve">¿Qué cambiaría si M Flag = 1?</w:t>
       </w:r>
     </w:p>
@@ -725,20 +557,13 @@
         <w:rPr>
           <w:b/>
           <w:bCs/>
-          <w:lang w:val="es-ES"/>
         </w:rPr>
         <w:t xml:space="preserve">Pista:</w:t>
       </w:r>
       <w:r>
-        <w:rPr>
-          <w:lang w:val="es-ES"/>
-        </w:rPr>
-        <w:t xml:space="preserve"> </w:t>
-      </w:r>
-      <w:r>
-        <w:rPr>
-          <w:lang w:val="es-ES"/>
-        </w:rPr>
+        <w:t xml:space="preserve"> </w:t>
+      </w:r>
+      <w:r>
         <w:t xml:space="preserve">M Flag = Managed (DHCPv6 stateful), O Flag = Other (DHCPv6 stateless).</w:t>
       </w:r>
     </w:p>
@@ -749,9 +574,6 @@
         <w:pStyle w:val="Heading2"/>
       </w:pPr>
       <w:r>
-        <w:rPr>
-          <w:lang w:val="es-ES"/>
-        </w:rPr>
         <w:t xml:space="preserve">6. NDP en acción</w:t>
       </w:r>
     </w:p>
@@ -760,9 +582,6 @@
         <w:pStyle w:val="FirstParagraph"/>
       </w:pPr>
       <w:r>
-        <w:rPr>
-          <w:lang w:val="es-ES"/>
-        </w:rPr>
         <w:t xml:space="preserve">Un PC con IPv6 2001:DB8::10/64 quiere comunicarse con 2001:DB8::20/64 en la misma red. La tabla de vecinos está vacía.</w:t>
       </w:r>
     </w:p>
@@ -775,9 +594,6 @@
         </w:numPr>
       </w:pPr>
       <w:r>
-        <w:rPr>
-          <w:lang w:val="es-ES"/>
-        </w:rPr>
         <w:t xml:space="preserve">¿Qué mensaje ICMPv6 envía primero el PC?</w:t>
       </w:r>
     </w:p>
@@ -790,9 +606,6 @@
         </w:numPr>
       </w:pPr>
       <w:r>
-        <w:rPr>
-          <w:lang w:val="es-ES"/>
-        </w:rPr>
         <w:t xml:space="preserve">¿A qué dirección MAC destino?</w:t>
       </w:r>
     </w:p>
@@ -805,9 +618,6 @@
         </w:numPr>
       </w:pPr>
       <w:r>
-        <w:rPr>
-          <w:lang w:val="es-ES"/>
-        </w:rPr>
         <w:t xml:space="preserve">¿Qué dirección IPv6 destino usa? (unicast, multicast, broadcast)</w:t>
       </w:r>
     </w:p>
@@ -820,9 +630,6 @@
         </w:numPr>
       </w:pPr>
       <w:r>
-        <w:rPr>
-          <w:lang w:val="es-ES"/>
-        </w:rPr>
         <w:t xml:space="preserve">¿Quién responde y con qué?</w:t>
       </w:r>
     </w:p>
@@ -835,9 +642,6 @@
         </w:numPr>
       </w:pPr>
       <w:r>
-        <w:rPr>
-          <w:lang w:val="es-ES"/>
-        </w:rPr>
         <w:t xml:space="preserve">¿Cómo se llama este proceso en IPv6?</w:t>
       </w:r>
     </w:p>
@@ -849,20 +653,13 @@
         <w:rPr>
           <w:b/>
           <w:bCs/>
-          <w:lang w:val="es-ES"/>
         </w:rPr>
         <w:t xml:space="preserve">Pista:</w:t>
       </w:r>
       <w:r>
-        <w:rPr>
-          <w:lang w:val="es-ES"/>
-        </w:rPr>
-        <w:t xml:space="preserve"> </w:t>
-      </w:r>
-      <w:r>
-        <w:rPr>
-          <w:lang w:val="es-ES"/>
-        </w:rPr>
+        <w:t xml:space="preserve"> </w:t>
+      </w:r>
+      <w:r>
         <w:t xml:space="preserve">En IPv6 no hay ARP. El proceso equivalente es parte de NDP y usa una dirección multicast especial derivada de la IP destino (solicited-node multicast).</w:t>
       </w:r>
     </w:p>
@@ -873,9 +670,6 @@
         <w:pStyle w:val="Heading2"/>
       </w:pPr>
       <w:r>
-        <w:rPr>
-          <w:lang w:val="es-ES"/>
-        </w:rPr>
         <w:t xml:space="preserve">7. Diagnóstico ping6</w:t>
       </w:r>
     </w:p>
@@ -884,9 +678,6 @@
         <w:pStyle w:val="FirstParagraph"/>
       </w:pPr>
       <w:r>
-        <w:rPr>
-          <w:lang w:val="es-ES"/>
-        </w:rPr>
         <w:t xml:space="preserve">Un PC (PC-A) tiene esta configuración en Windows:</w:t>
       </w:r>
     </w:p>
@@ -897,7 +688,6 @@
       <w:r>
         <w:rPr>
           <w:rStyle w:val="VerbatimChar"/>
-          <w:lang w:val="es-ES"/>
         </w:rPr>
         <w:t xml:space="preserve">Ethernet adapter Ethernet:</w:t>
       </w:r>
@@ -907,7 +697,6 @@
       <w:r>
         <w:rPr>
           <w:rStyle w:val="VerbatimChar"/>
-          <w:lang w:val="es-ES"/>
         </w:rPr>
         <w:t xml:space="preserve">   IPv6 Address: fe80::21a:2bff:fe3c:4d5e%12</w:t>
       </w:r>
@@ -917,7 +706,6 @@
       <w:r>
         <w:rPr>
           <w:rStyle w:val="VerbatimChar"/>
-          <w:lang w:val="es-ES"/>
         </w:rPr>
         <w:t xml:space="preserve">   IPv6 Address: 2001:db8:1::10</w:t>
       </w:r>
@@ -927,7 +715,6 @@
       <w:r>
         <w:rPr>
           <w:rStyle w:val="VerbatimChar"/>
-          <w:lang w:val="es-ES"/>
         </w:rPr>
         <w:t xml:space="preserve">   Default Gateway: fe80::1%12</w:t>
       </w:r>
@@ -937,125 +724,78 @@
         <w:pStyle w:val="FirstParagraph"/>
       </w:pPr>
       <w:r>
-        <w:rPr>
-          <w:lang w:val="es-ES"/>
-        </w:rPr>
         <w:t xml:space="preserve">PC-A hace</w:t>
       </w:r>
       <w:r>
-        <w:rPr>
-          <w:lang w:val="es-ES"/>
-        </w:rPr>
         <w:t xml:space="preserve"> </w:t>
       </w:r>
       <w:r>
         <w:rPr>
           <w:rStyle w:val="VerbatimChar"/>
-          <w:lang w:val="es-ES"/>
         </w:rPr>
         <w:t xml:space="preserve">ping fe80::1</w:t>
       </w:r>
       <w:r>
-        <w:rPr>
-          <w:lang w:val="es-ES"/>
-        </w:rPr>
-        <w:t xml:space="preserve"> </w:t>
-      </w:r>
-      <w:r>
-        <w:rPr>
-          <w:lang w:val="es-ES"/>
-        </w:rPr>
+        <w:t xml:space="preserve"> </w:t>
+      </w:r>
+      <w:r>
         <w:t xml:space="preserve">y</w:t>
       </w:r>
       <w:r>
-        <w:rPr>
-          <w:lang w:val="es-ES"/>
-        </w:rPr>
         <w:t xml:space="preserve"> </w:t>
       </w:r>
       <w:r>
         <w:rPr>
           <w:b/>
           <w:bCs/>
-          <w:lang w:val="es-ES"/>
         </w:rPr>
         <w:t xml:space="preserve">funciona</w:t>
       </w:r>
       <w:r>
-        <w:rPr>
-          <w:lang w:val="es-ES"/>
-        </w:rPr>
         <w:t xml:space="preserve">, pero</w:t>
       </w:r>
       <w:r>
-        <w:rPr>
-          <w:lang w:val="es-ES"/>
-        </w:rPr>
         <w:t xml:space="preserve"> </w:t>
       </w:r>
       <w:r>
         <w:rPr>
           <w:rStyle w:val="VerbatimChar"/>
-          <w:lang w:val="es-ES"/>
         </w:rPr>
         <w:t xml:space="preserve">ping 2001:DB8:1::10</w:t>
       </w:r>
       <w:r>
-        <w:rPr>
-          <w:lang w:val="es-ES"/>
-        </w:rPr>
-        <w:t xml:space="preserve"> </w:t>
-      </w:r>
-      <w:r>
-        <w:rPr>
-          <w:lang w:val="es-ES"/>
-        </w:rPr>
+        <w:t xml:space="preserve"> </w:t>
+      </w:r>
+      <w:r>
         <w:t xml:space="preserve">(una GUA en la misma LAN)</w:t>
       </w:r>
       <w:r>
-        <w:rPr>
-          <w:lang w:val="es-ES"/>
-        </w:rPr>
         <w:t xml:space="preserve"> </w:t>
       </w:r>
       <w:r>
         <w:rPr>
           <w:b/>
           <w:bCs/>
-          <w:lang w:val="es-ES"/>
         </w:rPr>
         <w:t xml:space="preserve">no responde</w:t>
       </w:r>
       <w:r>
-        <w:rPr>
-          <w:lang w:val="es-ES"/>
-        </w:rPr>
         <w:t xml:space="preserve">. Lista</w:t>
       </w:r>
       <w:r>
-        <w:rPr>
-          <w:lang w:val="es-ES"/>
-        </w:rPr>
         <w:t xml:space="preserve"> </w:t>
       </w:r>
       <w:r>
         <w:rPr>
           <w:b/>
           <w:bCs/>
-          <w:lang w:val="es-ES"/>
         </w:rPr>
         <w:t xml:space="preserve">3 causas posibles</w:t>
       </w:r>
       <w:r>
-        <w:rPr>
-          <w:lang w:val="es-ES"/>
-        </w:rPr>
-        <w:t xml:space="preserve"> </w:t>
-      </w:r>
-      <w:r>
-        <w:rPr>
-          <w:lang w:val="es-ES"/>
-        </w:rPr>
+        <w:t xml:space="preserve"> </w:t>
+      </w:r>
+      <w:r>
         <w:t xml:space="preserve">y cómo verificarías cada una.</w:t>
       </w:r>
     </w:p>
@@ -1067,97 +807,60 @@
         <w:rPr>
           <w:b/>
           <w:bCs/>
-          <w:lang w:val="es-ES"/>
         </w:rPr>
         <w:t xml:space="preserve">Pista:</w:t>
       </w:r>
       <w:r>
-        <w:rPr>
-          <w:lang w:val="es-ES"/>
-        </w:rPr>
-        <w:t xml:space="preserve"> </w:t>
-      </w:r>
-      <w:r>
-        <w:rPr>
-          <w:lang w:val="es-ES"/>
-        </w:rPr>
+        <w:t xml:space="preserve"> </w:t>
+      </w:r>
+      <w:r>
         <w:t xml:space="preserve">el</w:t>
       </w:r>
       <w:r>
-        <w:rPr>
-          <w:lang w:val="es-ES"/>
-        </w:rPr>
         <w:t xml:space="preserve"> </w:t>
       </w:r>
       <w:r>
         <w:rPr>
           <w:rStyle w:val="VerbatimChar"/>
-          <w:lang w:val="es-ES"/>
         </w:rPr>
         <w:t xml:space="preserve">ping</w:t>
       </w:r>
       <w:r>
-        <w:rPr>
-          <w:lang w:val="es-ES"/>
-        </w:rPr>
-        <w:t xml:space="preserve"> </w:t>
-      </w:r>
-      <w:r>
-        <w:rPr>
-          <w:lang w:val="es-ES"/>
-        </w:rPr>
+        <w:t xml:space="preserve"> </w:t>
+      </w:r>
+      <w:r>
         <w:t xml:space="preserve">a una Link-Local del router funciona, así que la capa de enlace está bien. La diferencia está en cómo se resuelve un destino</w:t>
       </w:r>
       <w:r>
-        <w:rPr>
-          <w:lang w:val="es-ES"/>
-        </w:rPr>
         <w:t xml:space="preserve"> </w:t>
       </w:r>
       <w:r>
         <w:rPr>
           <w:i/>
           <w:iCs/>
-          <w:lang w:val="es-ES"/>
         </w:rPr>
         <w:t xml:space="preserve">global</w:t>
       </w:r>
       <w:r>
-        <w:rPr>
-          <w:lang w:val="es-ES"/>
-        </w:rPr>
-        <w:t xml:space="preserve"> </w:t>
-      </w:r>
-      <w:r>
-        <w:rPr>
-          <w:lang w:val="es-ES"/>
-        </w:rPr>
+        <w:t xml:space="preserve"> </w:t>
+      </w:r>
+      <w:r>
         <w:t xml:space="preserve">vs uno</w:t>
       </w:r>
       <w:r>
-        <w:rPr>
-          <w:lang w:val="es-ES"/>
-        </w:rPr>
         <w:t xml:space="preserve"> </w:t>
       </w:r>
       <w:r>
         <w:rPr>
           <w:i/>
           <w:iCs/>
-          <w:lang w:val="es-ES"/>
         </w:rPr>
         <w:t xml:space="preserve">link-local</w:t>
       </w:r>
       <w:r>
-        <w:rPr>
-          <w:lang w:val="es-ES"/>
-        </w:rPr>
-        <w:t xml:space="preserve"> </w:t>
-      </w:r>
-      <w:r>
-        <w:rPr>
-          <w:lang w:val="es-ES"/>
-        </w:rPr>
+        <w:t xml:space="preserve"> </w:t>
+      </w:r>
+      <w:r>
         <w:t xml:space="preserve">dentro de la misma subred y en los servicios que se permiten por defecto.</w:t>
       </w:r>
     </w:p>
@@ -1168,9 +871,6 @@
         <w:pStyle w:val="Heading2"/>
       </w:pPr>
       <w:r>
-        <w:rPr>
-          <w:lang w:val="es-ES"/>
-        </w:rPr>
         <w:t xml:space="preserve">8. Tabla IPv4 vs IPv6</w:t>
       </w:r>
     </w:p>
@@ -1179,9 +879,6 @@
         <w:pStyle w:val="FirstParagraph"/>
       </w:pPr>
       <w:r>
-        <w:rPr>
-          <w:lang w:val="es-ES"/>
-        </w:rPr>
         <w:t xml:space="preserve">Completa la tabla comparativa:</w:t>
       </w:r>
     </w:p>
@@ -1207,9 +904,6 @@
               <w:pStyle w:val="Compact"/>
             </w:pPr>
             <w:r>
-              <w:rPr>
-                <w:lang w:val="es-ES"/>
-              </w:rPr>
               <w:t xml:space="preserve">Concepto</w:t>
             </w:r>
           </w:p>
@@ -1221,9 +915,6 @@
               <w:pStyle w:val="Compact"/>
             </w:pPr>
             <w:r>
-              <w:rPr>
-                <w:lang w:val="es-ES"/>
-              </w:rPr>
               <w:t xml:space="preserve">IPv4</w:t>
             </w:r>
           </w:p>
@@ -1235,9 +926,6 @@
               <w:pStyle w:val="Compact"/>
             </w:pPr>
             <w:r>
-              <w:rPr>
-                <w:lang w:val="es-ES"/>
-              </w:rPr>
               <w:t xml:space="preserve">IPv6</w:t>
             </w:r>
           </w:p>
@@ -1251,9 +939,6 @@
               <w:pStyle w:val="Compact"/>
             </w:pPr>
             <w:r>
-              <w:rPr>
-                <w:lang w:val="es-ES"/>
-              </w:rPr>
               <w:t xml:space="preserve">Bits de la dirección</w:t>
             </w:r>
           </w:p>
@@ -1265,9 +950,6 @@
               <w:pStyle w:val="Compact"/>
             </w:pPr>
             <w:r>
-              <w:rPr>
-                <w:lang w:val="es-ES"/>
-              </w:rPr>
               <w:t xml:space="preserve">32</w:t>
             </w:r>
           </w:p>
@@ -1289,9 +971,6 @@
               <w:pStyle w:val="Compact"/>
             </w:pPr>
             <w:r>
-              <w:rPr>
-                <w:lang w:val="es-ES"/>
-              </w:rPr>
               <w:t xml:space="preserve">Notación</w:t>
             </w:r>
           </w:p>
@@ -1303,9 +982,6 @@
               <w:pStyle w:val="Compact"/>
             </w:pPr>
             <w:r>
-              <w:rPr>
-                <w:lang w:val="es-ES"/>
-              </w:rPr>
               <w:t xml:space="preserve">Decimal con puntos</w:t>
             </w:r>
           </w:p>
@@ -1327,9 +1003,6 @@
               <w:pStyle w:val="Compact"/>
             </w:pPr>
             <w:r>
-              <w:rPr>
-                <w:lang w:val="es-ES"/>
-              </w:rPr>
               <w:t xml:space="preserve">Direcciones privadas</w:t>
             </w:r>
           </w:p>
@@ -1341,9 +1014,6 @@
               <w:pStyle w:val="Compact"/>
             </w:pPr>
             <w:r>
-              <w:rPr>
-                <w:lang w:val="es-ES"/>
-              </w:rPr>
               <w:t xml:space="preserve">RFC 1918 (192.168.0.0…, etc.)</w:t>
             </w:r>
           </w:p>
@@ -1365,9 +1035,6 @@
               <w:pStyle w:val="Compact"/>
             </w:pPr>
             <w:r>
-              <w:rPr>
-                <w:lang w:val="es-ES"/>
-              </w:rPr>
               <w:t xml:space="preserve">Broadcast</w:t>
             </w:r>
           </w:p>
@@ -1379,9 +1046,6 @@
               <w:pStyle w:val="Compact"/>
             </w:pPr>
             <w:r>
-              <w:rPr>
-                <w:lang w:val="es-ES"/>
-              </w:rPr>
               <w:t xml:space="preserve">Sí (envía a todos)</w:t>
             </w:r>
           </w:p>
@@ -1403,9 +1067,6 @@
               <w:pStyle w:val="Compact"/>
             </w:pPr>
             <w:r>
-              <w:rPr>
-                <w:lang w:val="es-ES"/>
-              </w:rPr>
               <w:t xml:space="preserve">Resolución IP → MAC</w:t>
             </w:r>
           </w:p>
@@ -1417,9 +1078,6 @@
               <w:pStyle w:val="Compact"/>
             </w:pPr>
             <w:r>
-              <w:rPr>
-                <w:lang w:val="es-ES"/>
-              </w:rPr>
               <w:t xml:space="preserve">ARP</w:t>
             </w:r>
           </w:p>
@@ -1441,9 +1099,6 @@
               <w:pStyle w:val="Compact"/>
             </w:pPr>
             <w:r>
-              <w:rPr>
-                <w:lang w:val="es-ES"/>
-              </w:rPr>
               <w:t xml:space="preserve">Multicast de listeners</w:t>
             </w:r>
           </w:p>
@@ -1455,9 +1110,6 @@
               <w:pStyle w:val="Compact"/>
             </w:pPr>
             <w:r>
-              <w:rPr>
-                <w:lang w:val="es-ES"/>
-              </w:rPr>
               <w:t xml:space="preserve">IGMP</w:t>
             </w:r>
           </w:p>
@@ -1479,9 +1131,6 @@
               <w:pStyle w:val="Compact"/>
             </w:pPr>
             <w:r>
-              <w:rPr>
-                <w:lang w:val="es-ES"/>
-              </w:rPr>
               <w:t xml:space="preserve">Configuración automática</w:t>
             </w:r>
           </w:p>
@@ -1493,9 +1142,6 @@
               <w:pStyle w:val="Compact"/>
             </w:pPr>
             <w:r>
-              <w:rPr>
-                <w:lang w:val="es-ES"/>
-              </w:rPr>
               <w:t xml:space="preserve">DHCP</w:t>
             </w:r>
           </w:p>
@@ -1517,9 +1163,6 @@
               <w:pStyle w:val="Compact"/>
             </w:pPr>
             <w:r>
-              <w:rPr>
-                <w:lang w:val="es-ES"/>
-              </w:rPr>
               <w:t xml:space="preserve">Loopback</w:t>
             </w:r>
           </w:p>
@@ -1531,9 +1174,6 @@
               <w:pStyle w:val="Compact"/>
             </w:pPr>
             <w:r>
-              <w:rPr>
-                <w:lang w:val="es-ES"/>
-              </w:rPr>
               <w:t xml:space="preserve">127.0.0.1</w:t>
             </w:r>
           </w:p>
@@ -1555,9 +1195,6 @@
               <w:pStyle w:val="Compact"/>
             </w:pPr>
             <w:r>
-              <w:rPr>
-                <w:lang w:val="es-ES"/>
-              </w:rPr>
               <w:t xml:space="preserve">Fragmentación</w:t>
             </w:r>
           </w:p>
@@ -1569,9 +1206,6 @@
               <w:pStyle w:val="Compact"/>
             </w:pPr>
             <w:r>
-              <w:rPr>
-                <w:lang w:val="es-ES"/>
-              </w:rPr>
               <w:t xml:space="preserve">La hacen cualquier router intermedio</w:t>
             </w:r>
           </w:p>
@@ -1593,9 +1227,6 @@
               <w:pStyle w:val="Compact"/>
             </w:pPr>
             <w:r>
-              <w:rPr>
-                <w:lang w:val="es-ES"/>
-              </w:rPr>
               <w:t xml:space="preserve">Seguridad / NAT</w:t>
             </w:r>
           </w:p>
@@ -1607,9 +1238,6 @@
               <w:pStyle w:val="Compact"/>
             </w:pPr>
             <w:r>
-              <w:rPr>
-                <w:lang w:val="es-ES"/>
-              </w:rPr>
               <w:t xml:space="preserve">NAT compartido para las privadas</w:t>
             </w:r>
           </w:p>
@@ -1632,46 +1260,29 @@
         <w:rPr>
           <w:b/>
           <w:bCs/>
-          <w:lang w:val="es-ES"/>
         </w:rPr>
         <w:t xml:space="preserve">Pista:</w:t>
       </w:r>
       <w:r>
-        <w:rPr>
-          <w:lang w:val="es-ES"/>
-        </w:rPr>
-        <w:t xml:space="preserve"> </w:t>
-      </w:r>
-      <w:r>
-        <w:rPr>
-          <w:lang w:val="es-ES"/>
-        </w:rPr>
+        <w:t xml:space="preserve"> </w:t>
+      </w:r>
+      <w:r>
         <w:t xml:space="preserve">piensa en</w:t>
       </w:r>
       <w:r>
-        <w:rPr>
-          <w:lang w:val="es-ES"/>
-        </w:rPr>
         <w:t xml:space="preserve"> </w:t>
       </w:r>
       <w:r>
         <w:rPr>
           <w:i/>
           <w:iCs/>
-          <w:lang w:val="es-ES"/>
         </w:rPr>
         <w:t xml:space="preserve">qué sustituye a qué</w:t>
       </w:r>
       <w:r>
-        <w:rPr>
-          <w:lang w:val="es-ES"/>
-        </w:rPr>
-        <w:t xml:space="preserve"> </w:t>
-      </w:r>
-      <w:r>
-        <w:rPr>
-          <w:lang w:val="es-ES"/>
-        </w:rPr>
+        <w:t xml:space="preserve"> </w:t>
+      </w:r>
+      <w:r>
         <w:t xml:space="preserve">en cada fila. Y recuerda: NAT no es seguridad, solo un ocultador de direcciones.</w:t>
       </w:r>
     </w:p>

--- a/docx/03-direccionamiento-ip/boletin-U03-ipv6-avanzado.docx
+++ b/docx/03-direccionamiento-ip/boletin-U03-ipv6-avanzado.docx
@@ -28,23 +28,23 @@
         </w:p>
       </w:sdtContent>
     </w:sdt>
-    <w:bookmarkStart w:id="9" w:name="boletín-ud3-ipv6-avanzado"/>
+    <w:bookmarkStart w:id="9" w:name="X940c27d15492e5303e0d11b9c47883c3e6c986e"/>
     <w:p>
       <w:pPr>
         <w:pStyle w:val="Heading1"/>
       </w:pPr>
       <w:r>
-        <w:t xml:space="preserve">Boletín UD3 · IPv6 — Avanzado</w:t>
+        <w:t xml:space="preserve">Boletín de Direccionamiento IP · IPv6 — Avanzado</w:t>
       </w:r>
     </w:p>
     <w:bookmarkEnd w:id="9"/>
-    <w:bookmarkStart w:id="18" w:name="boletín-ud3-ipv6-avanzado-1"/>
+    <w:bookmarkStart w:id="18" w:name="Xa0a181a52202423c858930c2fc7c91a31d839ee"/>
     <w:p>
       <w:pPr>
         <w:pStyle w:val="Heading1"/>
       </w:pPr>
       <w:r>
-        <w:t xml:space="preserve">📝 Boletín UD3 · IPv6 — Avanzado</w:t>
+        <w:t xml:space="preserve">📝 Boletín de Direccionamiento IP · IPv6 — Avanzado</w:t>
       </w:r>
     </w:p>
     <w:p>

--- a/docx/03-direccionamiento-ip/boletin-U03-ipv6-avanzado.docx
+++ b/docx/03-direccionamiento-ip/boletin-U03-ipv6-avanzado.docx
@@ -551,6 +551,18 @@
     </w:p>
     <w:p>
       <w:pPr>
+        <w:pStyle w:val="Compact"/>
+        <w:numPr>
+          <w:ilvl w:val="0"/>
+          <w:numId w:val="1005"/>
+        </w:numPr>
+      </w:pPr>
+      <w:r>
+        <w:t xml:space="preserve">¿De dónde saca el cliente la dirección del gateway por defecto?</w:t>
+      </w:r>
+    </w:p>
+    <w:p>
+      <w:pPr>
         <w:pStyle w:val="FirstParagraph"/>
       </w:pPr>
       <w:r>
@@ -564,7 +576,7 @@
         <w:t xml:space="preserve"> </w:t>
       </w:r>
       <w:r>
-        <w:t xml:space="preserve">M Flag = Managed (DHCPv6 stateful), O Flag = Other (DHCPv6 stateless).</w:t>
+        <w:t xml:space="preserve">M Flag = Managed (DHCPv6 stateful), O Flag = Other (DHCPv6 stateless). Fíjate además en la dirección de origen del propio RA.</w:t>
       </w:r>
     </w:p>
     <w:bookmarkEnd w:id="14"/>
@@ -1206,7 +1218,7 @@
               <w:pStyle w:val="Compact"/>
             </w:pPr>
             <w:r>
-              <w:t xml:space="preserve">La hacen cualquier router intermedio</w:t>
+              <w:t xml:space="preserve">Los routers intermedios la hacen</w:t>
             </w:r>
           </w:p>
         </w:tc>
